--- a/00-首页/题组Word/第二轮习题集/第二轮习题集-有机化学二-教师版.docx
+++ b/00-首页/题组Word/第二轮习题集/第二轮习题集-有机化学二-教师版.docx
@@ -2663,10 +2663,45 @@
             <m:lim>
               <m:r>
                 <m:rPr>
-                  <m:nor/>
                   <m:sty m:val="p"/>
                 </m:rPr>
-                <m:t>-(2n-1)H2O</m:t>
+                <m:t>−</m:t>
+              </m:r>
+              <m:r>
+                <m:rPr>
+                  <m:sty m:val="p"/>
+                </m:rPr>
+                <m:t>(</m:t>
+              </m:r>
+              <m:r>
+                <m:t>2</m:t>
+              </m:r>
+              <m:r>
+                <m:t>n</m:t>
+              </m:r>
+              <m:r>
+                <m:rPr>
+                  <m:sty m:val="p"/>
+                </m:rPr>
+                <m:t>−</m:t>
+              </m:r>
+              <m:r>
+                <m:t>1</m:t>
+              </m:r>
+              <m:r>
+                <m:rPr>
+                  <m:sty m:val="p"/>
+                </m:rPr>
+                <m:t>)</m:t>
+              </m:r>
+              <m:r>
+                <m:t>H</m:t>
+              </m:r>
+              <m:r>
+                <m:t>2</m:t>
+              </m:r>
+              <m:r>
+                <m:t>O</m:t>
               </m:r>
             </m:lim>
           </m:limUpp>
@@ -3597,7 +3632,7 @@
         <w:rPr>
           <w:rFonts w:ascii="Times New Roman" w:hAnsi="Times New Roman" w:eastAsia="Times New Roman" w:cs="Times New Roman"/>
         </w:rPr>
-        <w:t xml:space="preserve">- a. $CH_{2}=CH_{2} + HBr</w:t>
+        <w:t xml:space="preserve">- a.</w:t>
       </w:r>
       <w:r>
         <w:rPr>
@@ -3605,11 +3640,78 @@
         </w:rPr>
         <w:t xml:space="preserve"> </w:t>
       </w:r>
-      <w:r>
-        <w:rPr>
-          <w:rFonts w:hint="eastAsia" w:ascii="Times New Roman" w:hAnsi="Times New Roman" w:eastAsia="Times New Roman" w:cs="Times New Roman"/>
-        </w:rPr>
-        <w:t>$（</w:t>
+      <m:oMath>
+        <m:oMathPr>
+          <m:ctrlPr>
+            <w:rPr>
+              <w:sz w:val="28"/>
+              <w:szCs w:val="28"/>
+            </w:rPr>
+          </m:ctrlPr>
+        </m:oMathPr>
+        <m:r>
+          <m:t>C</m:t>
+        </m:r>
+        <m:sSub>
+          <m:e>
+            <m:r>
+              <m:t>H</m:t>
+            </m:r>
+          </m:e>
+          <m:sub>
+            <m:r>
+              <m:t>2</m:t>
+            </m:r>
+          </m:sub>
+        </m:sSub>
+        <m:r>
+          <m:rPr>
+            <m:sty m:val="p"/>
+          </m:rPr>
+          <m:t>=</m:t>
+        </m:r>
+        <m:r>
+          <m:t>C</m:t>
+        </m:r>
+        <m:sSub>
+          <m:e>
+            <m:r>
+              <m:t>H</m:t>
+            </m:r>
+          </m:e>
+          <m:sub>
+            <m:r>
+              <m:t>2</m:t>
+            </m:r>
+          </m:sub>
+        </m:sSub>
+        <m:r>
+          <m:rPr>
+            <m:sty m:val="p"/>
+          </m:rPr>
+          <m:t>+</m:t>
+        </m:r>
+        <m:r>
+          <m:t>H</m:t>
+        </m:r>
+        <m:r>
+          <m:t>B</m:t>
+        </m:r>
+        <m:r>
+          <m:t>r</m:t>
+        </m:r>
+        <m:r>
+          <m:rPr>
+            <m:sty m:val="p"/>
+          </m:rPr>
+          <m:t>→</m:t>
+        </m:r>
+      </m:oMath>
+      <w:r>
+        <w:rPr>
+          <w:rFonts w:hint="eastAsia" w:ascii="Times New Roman" w:hAnsi="Times New Roman" w:eastAsia="Times New Roman" w:cs="Times New Roman"/>
+        </w:rPr>
+        <w:t>（</w:t>
       </w:r>
       <w:r>
         <w:rPr>
@@ -3633,7 +3735,7 @@
         <w:rPr>
           <w:rFonts w:ascii="Times New Roman" w:hAnsi="Times New Roman" w:eastAsia="Times New Roman" w:cs="Times New Roman"/>
         </w:rPr>
-        <w:t xml:space="preserve">- b. $CH_{2}=CH_{2} + HBr</w:t>
+        <w:t xml:space="preserve">- b.</w:t>
       </w:r>
       <w:r>
         <w:rPr>
@@ -3641,11 +3743,78 @@
         </w:rPr>
         <w:t xml:space="preserve"> </w:t>
       </w:r>
-      <w:r>
-        <w:rPr>
-          <w:rFonts w:hint="eastAsia" w:ascii="Times New Roman" w:hAnsi="Times New Roman" w:eastAsia="Times New Roman" w:cs="Times New Roman"/>
-        </w:rPr>
-        <w:t>$（</w:t>
+      <m:oMath>
+        <m:oMathPr>
+          <m:ctrlPr>
+            <w:rPr>
+              <w:sz w:val="28"/>
+              <w:szCs w:val="28"/>
+            </w:rPr>
+          </m:ctrlPr>
+        </m:oMathPr>
+        <m:r>
+          <m:t>C</m:t>
+        </m:r>
+        <m:sSub>
+          <m:e>
+            <m:r>
+              <m:t>H</m:t>
+            </m:r>
+          </m:e>
+          <m:sub>
+            <m:r>
+              <m:t>2</m:t>
+            </m:r>
+          </m:sub>
+        </m:sSub>
+        <m:r>
+          <m:rPr>
+            <m:sty m:val="p"/>
+          </m:rPr>
+          <m:t>=</m:t>
+        </m:r>
+        <m:r>
+          <m:t>C</m:t>
+        </m:r>
+        <m:sSub>
+          <m:e>
+            <m:r>
+              <m:t>H</m:t>
+            </m:r>
+          </m:e>
+          <m:sub>
+            <m:r>
+              <m:t>2</m:t>
+            </m:r>
+          </m:sub>
+        </m:sSub>
+        <m:r>
+          <m:rPr>
+            <m:sty m:val="p"/>
+          </m:rPr>
+          <m:t>+</m:t>
+        </m:r>
+        <m:r>
+          <m:t>H</m:t>
+        </m:r>
+        <m:r>
+          <m:t>B</m:t>
+        </m:r>
+        <m:r>
+          <m:t>r</m:t>
+        </m:r>
+        <m:r>
+          <m:rPr>
+            <m:sty m:val="p"/>
+          </m:rPr>
+          <m:t>→</m:t>
+        </m:r>
+      </m:oMath>
+      <w:r>
+        <w:rPr>
+          <w:rFonts w:hint="eastAsia" w:ascii="Times New Roman" w:hAnsi="Times New Roman" w:eastAsia="Times New Roman" w:cs="Times New Roman"/>
+        </w:rPr>
+        <w:t>（</w:t>
       </w:r>
       <w:r>
         <w:rPr>
@@ -3669,19 +3838,86 @@
         <w:rPr>
           <w:rFonts w:ascii="Times New Roman" w:hAnsi="Times New Roman" w:eastAsia="Times New Roman" w:cs="Times New Roman"/>
         </w:rPr>
-        <w:t xml:space="preserve">- c. $CH_{3}CH=CH_{2} + NBS</w:t>
-      </w:r>
-      <w:r>
-        <w:rPr>
-          <w:rFonts w:ascii="Times New Roman" w:hAnsi="Times New Roman" w:eastAsia="Times New Roman" w:cs="Times New Roman"/>
-        </w:rPr>
-        <w:t xml:space="preserve"> </w:t>
-      </w:r>
-      <w:r>
-        <w:rPr>
-          <w:rFonts w:hint="eastAsia" w:ascii="Times New Roman" w:hAnsi="Times New Roman" w:eastAsia="Times New Roman" w:cs="Times New Roman"/>
-        </w:rPr>
-        <w:t>$（</w:t>
+        <w:t xml:space="preserve">- c. </w:t>
+      </w:r>
+      <m:oMath>
+        <m:oMathPr>
+          <m:ctrlPr>
+            <w:rPr>
+              <w:sz w:val="28"/>
+              <w:szCs w:val="28"/>
+            </w:rPr>
+          </m:ctrlPr>
+        </m:oMathPr>
+        <m:r>
+          <m:t>C</m:t>
+        </m:r>
+        <m:sSub>
+          <m:e>
+            <m:r>
+              <m:t>H</m:t>
+            </m:r>
+          </m:e>
+          <m:sub>
+            <m:r>
+              <m:t>3</m:t>
+            </m:r>
+          </m:sub>
+        </m:sSub>
+        <m:r>
+          <m:t>C</m:t>
+        </m:r>
+        <m:r>
+          <m:t>H</m:t>
+        </m:r>
+        <m:r>
+          <m:rPr>
+            <m:sty m:val="p"/>
+          </m:rPr>
+          <m:t>=</m:t>
+        </m:r>
+        <m:r>
+          <m:t>C</m:t>
+        </m:r>
+        <m:sSub>
+          <m:e>
+            <m:r>
+              <m:t>H</m:t>
+            </m:r>
+          </m:e>
+          <m:sub>
+            <m:r>
+              <m:t>2</m:t>
+            </m:r>
+          </m:sub>
+        </m:sSub>
+        <m:r>
+          <m:rPr>
+            <m:sty m:val="p"/>
+          </m:rPr>
+          <m:t>+</m:t>
+        </m:r>
+        <m:r>
+          <m:t>N</m:t>
+        </m:r>
+        <m:r>
+          <m:t>B</m:t>
+        </m:r>
+        <m:r>
+          <m:t>S</m:t>
+        </m:r>
+        <m:r>
+          <m:rPr>
+            <m:sty m:val="p"/>
+          </m:rPr>
+          <m:t>→</m:t>
+        </m:r>
+      </m:oMath>
+      <w:r>
+        <w:rPr>
+          <w:rFonts w:hint="eastAsia" w:ascii="Times New Roman" w:hAnsi="Times New Roman" w:eastAsia="Times New Roman" w:cs="Times New Roman"/>
+        </w:rPr>
+        <w:t>（</w:t>
       </w:r>
       <w:r>
         <w:rPr>
@@ -3765,12 +4001,67 @@
       <w:pPr>
         <w:pStyle w:val="BodyText"/>
       </w:pPr>
-      <w:r>
-        <w:rPr>
-          <w:rFonts w:ascii="Times New Roman" w:hAnsi="Times New Roman" w:eastAsia="Times New Roman" w:cs="Times New Roman"/>
-        </w:rPr>
-        <w:t xml:space="preserve">$$Cl_{2} \xrightarrow{\text{h\nu} } 2Cl\cdot$$</w:t>
-      </w:r>
+      <m:oMathPara>
+        <m:oMathParaPr>
+          <m:jc m:val="center"/>
+          <m:ctrlPr>
+            <w:rPr>
+              <w:sz w:val="28"/>
+              <w:szCs w:val="28"/>
+            </w:rPr>
+          </m:ctrlPr>
+        </m:oMathParaPr>
+        <m:oMath>
+          <m:r>
+            <m:t>C</m:t>
+          </m:r>
+          <m:sSub>
+            <m:e>
+              <m:r>
+                <m:t>l</m:t>
+              </m:r>
+            </m:e>
+            <m:sub>
+              <m:r>
+                <m:t>2</m:t>
+              </m:r>
+            </m:sub>
+          </m:sSub>
+          <m:limUpp>
+            <m:e>
+              <m:r>
+                <m:rPr>
+                  <m:sty m:val="p"/>
+                </m:rPr>
+                <m:t>→</m:t>
+              </m:r>
+            </m:e>
+            <m:lim>
+              <m:r>
+                <m:t>h</m:t>
+              </m:r>
+              <m:r>
+                <m:t>ν</m:t>
+              </m:r>
+            </m:lim>
+          </m:limUpp>
+          <m:r>
+            <m:t>2</m:t>
+          </m:r>
+          <m:r>
+            <m:t>C</m:t>
+          </m:r>
+          <m:r>
+            <m:t>l</m:t>
+          </m:r>
+          <m:r>
+            <m:rPr>
+              <m:sty m:val="p"/>
+            </m:rPr>
+            <m:t>⋅</m:t>
+          </m:r>
+        </m:oMath>
+      </m:oMathPara>
     </w:p>
     <w:p>
       <w:pPr>
@@ -22705,7 +22996,7 @@
     <ns0:name ns0:val="Verbatim Char"/>
     <ns0:basedOn ns0:val="BodyTextChar"/>
     <ns0:rPr>
-      <ns0:rFonts ns0:ascii="Times New Roman" ns0:cs="Times New Roman" ns0:eastAsia="FangSong" ns0:hAnsi="Times New Roman"/>
+      <ns0:rFonts ns0:ascii="SimSun" ns0:cs="SimSun" ns0:eastAsia="SimSun" ns0:hAnsi="SimSun"/>
       <ns0:b ns0:val="0"/>
       <ns0:sz ns0:val="20"/>
     </ns0:rPr>
@@ -22759,7 +23050,7 @@
       <w:wordWrap w:val="off"/>
     </w:pPr>
     <ns0:rPr>
-      <w:rFonts ns0:ascii="Times New Roman" ns0:hAnsi="Times New Roman" ns0:eastAsia="FangSong" ns0:cs="Times New Roman"/>
+      <w:rFonts ns0:ascii="SimSun" ns0:hAnsi="SimSun" ns0:eastAsia="SimSun" ns0:cs="SimSun"/>
     </ns0:rPr>
   </w:style>
   <w:style w:type="character" w:customStyle="1" w:styleId="KeywordTok">

--- a/00-首页/题组Word/第二轮习题集/第二轮习题集-有机化学二-教师版.docx
+++ b/00-首页/题组Word/第二轮习题集/第二轮习题集-有机化学二-教师版.docx
@@ -2,7 +2,7 @@
 <file path=word/document.xml><?xml version="1.0" encoding="utf-8"?>
 <w:document xmlns:w="http://schemas.openxmlformats.org/wordprocessingml/2006/main" xmlns:m="http://schemas.openxmlformats.org/officeDocument/2006/math" xmlns:r="http://schemas.openxmlformats.org/officeDocument/2006/relationships" xmlns:o="urn:schemas-microsoft-com:office:office" xmlns:v="urn:schemas-microsoft-com:vml" xmlns:w10="urn:schemas-microsoft-com:office:word" xmlns:a="http://schemas.openxmlformats.org/drawingml/2006/main" xmlns:pic="http://schemas.openxmlformats.org/drawingml/2006/picture" xmlns:wp="http://schemas.openxmlformats.org/drawingml/2006/wordprocessingDrawing">
   <w:body>
-    <w:bookmarkStart w:id="109" w:name="第二轮习题集-有机化学二"/>
+    <w:bookmarkStart w:id="115" w:name="第二轮习题集-有机化学二"/>
     <w:p>
       <w:pPr>
         <w:pStyle w:val="Heading1"/>
@@ -235,6 +235,62 @@
     </w:p>
     <w:p>
       <w:pPr>
+        <w:pStyle w:val="BodyText"/>
+      </w:pPr>
+      <w:r>
+        <w:rPr>
+          <w:rFonts w:hint="eastAsia" w:ascii="Times New Roman" w:hAnsi="Times New Roman" w:eastAsia="FangSong" w:cs="Times New Roman"/>
+          <w:b/>
+          <w:bCs/>
+        </w:rPr>
+        <w:t xml:space="preserve">参考答案</w:t>
+      </w:r>
+    </w:p>
+    <w:bookmarkEnd w:id="10"/>
+    <w:bookmarkStart w:id="11" w:name="参考答案"/>
+    <w:p>
+      <w:pPr>
+        <w:pStyle w:val="Heading2"/>
+        <w:spacing w:before="280" w:after="120"/>
+      </w:pPr>
+      <w:r>
+        <w:rPr>
+          <w:rFonts w:hint="eastAsia" w:ascii="Times New Roman" w:hAnsi="Times New Roman" w:eastAsia="SimHei" w:cs="Times New Roman"/>
+        </w:rPr>
+        <w:t xml:space="preserve">参考答案</w:t>
+      </w:r>
+    </w:p>
+    <w:p>
+      <w:pPr>
+        <w:pStyle w:val="FirstParagraph"/>
+      </w:pPr>
+      <w:r>
+        <w:rPr>
+          <w:rFonts w:hint="eastAsia" w:ascii="Times New Roman" w:hAnsi="Times New Roman" w:eastAsia="FangSong" w:cs="Times New Roman"/>
+        </w:rPr>
+        <w:t xml:space="preserve">自学练习</w:t>
+      </w:r>
+      <w:r>
+        <w:rPr>
+          <w:rFonts w:ascii="Times New Roman" w:hAnsi="Times New Roman" w:eastAsia="Times New Roman" w:cs="Times New Roman"/>
+        </w:rPr>
+        <w:t xml:space="preserve"> 3.3.4-1 </w:t>
+      </w:r>
+      <w:r>
+        <w:rPr>
+          <w:rFonts w:hint="eastAsia" w:ascii="Times New Roman" w:hAnsi="Times New Roman" w:eastAsia="FangSong" w:cs="Times New Roman"/>
+        </w:rPr>
+        <w:t>无法形成形式上的二醇</w:t>
+      </w:r>
+      <w:r>
+        <w:rPr>
+          <w:rFonts w:hint="eastAsia" w:ascii="Times New Roman" w:hAnsi="Times New Roman" w:eastAsia="Times New Roman" w:cs="Times New Roman"/>
+        </w:rPr>
+        <w:t>。</w:t>
+      </w:r>
+    </w:p>
+    <w:p>
+      <w:pPr>
         <w:spacing w:before="160" w:after="80"/>
       </w:pPr>
       <w:r>
@@ -243,21 +299,8 @@
         </w:pict>
       </w:r>
     </w:p>
-    <w:p>
-      <w:pPr>
-        <w:pStyle w:val="FirstParagraph"/>
-      </w:pPr>
-      <w:r>
-        <w:rPr>
-          <w:rFonts w:hint="eastAsia" w:ascii="Times New Roman" w:hAnsi="Times New Roman" w:eastAsia="FangSong" w:cs="Times New Roman"/>
-          <w:b/>
-          <w:bCs/>
-        </w:rPr>
-        <w:t xml:space="preserve">参考答案</w:t>
-      </w:r>
-    </w:p>
-    <w:bookmarkEnd w:id="10"/>
-    <w:bookmarkStart w:id="11" w:name="参考答案"/>
+    <w:bookmarkEnd w:id="11"/>
+    <w:bookmarkStart w:id="12" w:name="解题思路"/>
     <w:p>
       <w:pPr>
         <w:pStyle w:val="Heading2"/>
@@ -267,7 +310,7 @@
         <w:rPr>
           <w:rFonts w:hint="eastAsia" w:ascii="Times New Roman" w:hAnsi="Times New Roman" w:eastAsia="SimHei" w:cs="Times New Roman"/>
         </w:rPr>
-        <w:t xml:space="preserve">参考答案</w:t>
+        <w:t xml:space="preserve">解题思路</w:t>
       </w:r>
     </w:p>
     <w:p>
@@ -276,69 +319,15 @@
       </w:pPr>
       <w:r>
         <w:rPr>
-          <w:rFonts w:hint="eastAsia" w:ascii="Times New Roman" w:hAnsi="Times New Roman" w:eastAsia="Times New Roman" w:cs="Times New Roman"/>
-        </w:rPr>
-        <w:t>（</w:t>
-      </w:r>
-      <w:r>
-        <w:rPr>
-          <w:rFonts w:hint="eastAsia" w:ascii="Times New Roman" w:hAnsi="Times New Roman" w:eastAsia="FangSong" w:cs="Times New Roman"/>
-        </w:rPr>
-        <w:t>答案见</w:t>
-      </w:r>
-      <w:r>
-        <w:rPr>
-          <w:rFonts w:ascii="Times New Roman" w:hAnsi="Times New Roman" w:eastAsia="Times New Roman" w:cs="Times New Roman"/>
-        </w:rPr>
-        <w:t xml:space="preserve"> </w:t>
-      </w:r>
-      <w:r>
-        <w:rPr>
-          <w:rFonts w:hint="eastAsia" w:ascii="Times New Roman" w:hAnsi="Times New Roman" w:eastAsia="FangSong" w:cs="Times New Roman"/>
-        </w:rPr>
-        <w:t>提炼</w:t>
-      </w:r>
-      <w:r>
-        <w:rPr>
-          <w:rFonts w:hint="eastAsia" w:ascii="Times New Roman" w:hAnsi="Times New Roman" w:eastAsia="Times New Roman" w:cs="Times New Roman"/>
-        </w:rPr>
-        <w:t>-ABOC-</w:t>
-      </w:r>
-      <w:r>
-        <w:rPr>
-          <w:rFonts w:hint="eastAsia" w:ascii="Times New Roman" w:hAnsi="Times New Roman" w:eastAsia="FangSong" w:cs="Times New Roman"/>
-        </w:rPr>
-        <w:t>第</w:t>
-      </w:r>
-      <w:r>
-        <w:rPr>
-          <w:rFonts w:hint="eastAsia" w:ascii="Times New Roman" w:hAnsi="Times New Roman" w:eastAsia="Times New Roman" w:cs="Times New Roman"/>
-        </w:rPr>
-        <w:t>12</w:t>
-      </w:r>
-      <w:r>
-        <w:rPr>
-          <w:rFonts w:hint="eastAsia" w:ascii="Times New Roman" w:hAnsi="Times New Roman" w:eastAsia="FangSong" w:cs="Times New Roman"/>
-        </w:rPr>
-        <w:t>章</w:t>
-      </w:r>
-      <w:r>
-        <w:rPr>
-          <w:rFonts w:hint="eastAsia" w:ascii="Times New Roman" w:hAnsi="Times New Roman" w:eastAsia="Times New Roman" w:cs="Times New Roman"/>
-        </w:rPr>
-        <w:t>-</w:t>
-      </w:r>
-      <w:r>
-        <w:rPr>
-          <w:rFonts w:hint="eastAsia" w:ascii="Times New Roman" w:hAnsi="Times New Roman" w:eastAsia="FangSong" w:cs="Times New Roman"/>
-        </w:rPr>
-        <w:t>习题解析</w:t>
-      </w:r>
-      <w:r>
-        <w:rPr>
-          <w:rFonts w:hint="eastAsia" w:ascii="Times New Roman" w:hAnsi="Times New Roman" w:eastAsia="Times New Roman" w:cs="Times New Roman"/>
-        </w:rPr>
-        <w:t>）</w:t>
+          <w:rFonts w:hint="eastAsia" w:ascii="Times New Roman" w:hAnsi="Times New Roman" w:eastAsia="FangSong" w:cs="Times New Roman"/>
+        </w:rPr>
+        <w:t>无法形成形式上的二醇</w:t>
+      </w:r>
+      <w:r>
+        <w:rPr>
+          <w:rFonts w:hint="eastAsia" w:ascii="Times New Roman" w:hAnsi="Times New Roman" w:eastAsia="Times New Roman" w:cs="Times New Roman"/>
+        </w:rPr>
+        <w:t>。</w:t>
       </w:r>
     </w:p>
     <w:p>
@@ -351,8 +340,8 @@
         </w:pict>
       </w:r>
     </w:p>
-    <w:bookmarkEnd w:id="11"/>
-    <w:bookmarkStart w:id="12" w:name="解题思路"/>
+    <w:bookmarkEnd w:id="12"/>
+    <w:bookmarkStart w:id="13" w:name="知识点"/>
     <w:p>
       <w:pPr>
         <w:pStyle w:val="Heading2"/>
@@ -362,24 +351,7 @@
         <w:rPr>
           <w:rFonts w:hint="eastAsia" w:ascii="Times New Roman" w:hAnsi="Times New Roman" w:eastAsia="SimHei" w:cs="Times New Roman"/>
         </w:rPr>
-        <w:t xml:space="preserve">解题思路</w:t>
-      </w:r>
-    </w:p>
-    <w:p>
-      <w:pPr>
-        <w:pStyle w:val="FirstParagraph"/>
-      </w:pPr>
-      <w:r>
-        <w:rPr>
-          <w:rFonts w:hint="eastAsia" w:ascii="Times New Roman" w:hAnsi="Times New Roman" w:eastAsia="FangSong" w:cs="Times New Roman"/>
-        </w:rPr>
-        <w:t>无法形成形式上的二醇</w:t>
-      </w:r>
-      <w:r>
-        <w:rPr>
-          <w:rFonts w:hint="eastAsia" w:ascii="Times New Roman" w:hAnsi="Times New Roman" w:eastAsia="Times New Roman" w:cs="Times New Roman"/>
-        </w:rPr>
-        <w:t>。</w:t>
+        <w:t xml:space="preserve">知识点</w:t>
       </w:r>
     </w:p>
     <w:p>
@@ -392,8 +364,8 @@
         </w:pict>
       </w:r>
     </w:p>
-    <w:bookmarkEnd w:id="12"/>
-    <w:bookmarkStart w:id="13" w:name="知识点"/>
+    <w:bookmarkEnd w:id="13"/>
+    <w:bookmarkStart w:id="14" w:name="相关题目"/>
     <w:p>
       <w:pPr>
         <w:pStyle w:val="Heading2"/>
@@ -402,83 +374,6 @@
       <w:r>
         <w:rPr>
           <w:rFonts w:hint="eastAsia" w:ascii="Times New Roman" w:hAnsi="Times New Roman" w:eastAsia="SimHei" w:cs="Times New Roman"/>
-        </w:rPr>
-        <w:t xml:space="preserve">知识点</w:t>
-      </w:r>
-    </w:p>
-    <w:p>
-      <w:pPr>
-        <w:pStyle w:val="FirstParagraph"/>
-      </w:pPr>
-      <w:r>
-        <w:rPr>
-          <w:rFonts w:ascii="Times New Roman" w:hAnsi="Times New Roman" w:eastAsia="Times New Roman" w:cs="Times New Roman"/>
-        </w:rPr>
-        <w:t xml:space="preserve">used_in:</w:t>
-      </w:r>
-      <w:r>
-        <w:rPr>
-          <w:rFonts w:ascii="Times New Roman" w:hAnsi="Times New Roman" w:eastAsia="Times New Roman" w:cs="Times New Roman"/>
-        </w:rPr>
-        <w:t xml:space="preserve"> </w:t>
-      </w:r>
-      <w:r>
-        <w:rPr>
-          <w:rFonts w:hint="eastAsia" w:ascii="Times New Roman" w:hAnsi="Times New Roman" w:eastAsia="Times New Roman" w:cs="Times New Roman"/>
-        </w:rPr>
-        <w:t>“</w:t>
-      </w:r>
-      <w:r>
-        <w:rPr>
-          <w:rFonts w:hint="eastAsia" w:ascii="Times New Roman" w:hAnsi="Times New Roman" w:eastAsia="FangSong" w:cs="Times New Roman"/>
-        </w:rPr>
-        <w:t>第二轮习题集</w:t>
-      </w:r>
-      <w:r>
-        <w:rPr>
-          <w:rFonts w:hint="eastAsia" w:ascii="Times New Roman" w:hAnsi="Times New Roman" w:eastAsia="Times New Roman" w:cs="Times New Roman"/>
-        </w:rPr>
-        <w:t>-</w:t>
-      </w:r>
-      <w:r>
-        <w:rPr>
-          <w:rFonts w:hint="eastAsia" w:ascii="Times New Roman" w:hAnsi="Times New Roman" w:eastAsia="FangSong" w:cs="Times New Roman"/>
-        </w:rPr>
-        <w:t>有机化学二</w:t>
-      </w:r>
-      <w:r>
-        <w:rPr>
-          <w:rFonts w:hint="eastAsia" w:ascii="Times New Roman" w:hAnsi="Times New Roman" w:eastAsia="Times New Roman" w:cs="Times New Roman"/>
-        </w:rPr>
-        <w:t>”</w:t>
-      </w:r>
-      <w:r>
-        <w:rPr>
-          <w:rFonts w:ascii="Times New Roman" w:hAnsi="Times New Roman" w:eastAsia="Times New Roman" w:cs="Times New Roman"/>
-        </w:rPr>
-        <w:t xml:space="preserve"> </w:t>
-      </w:r>
-      <w:r>
-        <w:rPr>
-          <w:rFonts w:ascii="Times New Roman" w:hAnsi="Times New Roman" w:eastAsia="Times New Roman" w:cs="Times New Roman"/>
-        </w:rPr>
-        <w:t xml:space="preserve">___</w:t>
-      </w:r>
-      <w:r>
-        <w:rPr>
-          <w:rFonts w:ascii="Times New Roman" w:hAnsi="Times New Roman" w:eastAsia="Times New Roman" w:cs="Times New Roman"/>
-        </w:rPr>
-        <w:t xml:space="preserve"> </w:t>
-      </w:r>
-      <w:r>
-        <w:rPr>
-          <w:rFonts w:ascii="Times New Roman" w:hAnsi="Times New Roman" w:eastAsia="Times New Roman" w:cs="Times New Roman"/>
-        </w:rPr>
-        <w:t xml:space="preserve">## </w:t>
-      </w:r>
-      <w:r>
-        <w:rPr>
-          <w:rFonts w:hint="eastAsia" w:ascii="Times New Roman" w:hAnsi="Times New Roman" w:eastAsia="FangSong" w:cs="Times New Roman"/>
         </w:rPr>
         <w:t xml:space="preserve">相关题目</w:t>
       </w:r>
@@ -582,8 +477,8 @@
         <w:t>）</w:t>
       </w:r>
     </w:p>
-    <w:bookmarkEnd w:id="13"/>
-    <w:bookmarkStart w:id="14" w:name="第-2-题"/>
+    <w:bookmarkEnd w:id="14"/>
+    <w:bookmarkStart w:id="15" w:name="第-2-题"/>
     <w:p>
       <w:pPr>
         <w:pStyle w:val="Heading2"/>
@@ -788,6 +683,110 @@
     </w:p>
     <w:p>
       <w:pPr>
+        <w:pStyle w:val="BodyText"/>
+      </w:pPr>
+      <w:r>
+        <w:rPr>
+          <w:rFonts w:hint="eastAsia" w:ascii="Times New Roman" w:hAnsi="Times New Roman" w:eastAsia="FangSong" w:cs="Times New Roman"/>
+          <w:b/>
+          <w:bCs/>
+        </w:rPr>
+        <w:t xml:space="preserve">参考答案</w:t>
+      </w:r>
+    </w:p>
+    <w:bookmarkEnd w:id="15"/>
+    <w:bookmarkStart w:id="16" w:name="参考答案-1"/>
+    <w:p>
+      <w:pPr>
+        <w:pStyle w:val="Heading2"/>
+        <w:spacing w:before="280" w:after="120"/>
+      </w:pPr>
+      <w:r>
+        <w:rPr>
+          <w:rFonts w:hint="eastAsia" w:ascii="Times New Roman" w:hAnsi="Times New Roman" w:eastAsia="SimHei" w:cs="Times New Roman"/>
+        </w:rPr>
+        <w:t xml:space="preserve">参考答案</w:t>
+      </w:r>
+    </w:p>
+    <w:p>
+      <w:pPr>
+        <w:pStyle w:val="FirstParagraph"/>
+      </w:pPr>
+      <w:r>
+        <w:rPr>
+          <w:rFonts w:hint="eastAsia" w:ascii="Times New Roman" w:hAnsi="Times New Roman" w:eastAsia="Times New Roman" w:cs="Times New Roman"/>
+        </w:rPr>
+        <w:t>（</w:t>
+      </w:r>
+      <w:r>
+        <w:rPr>
+          <w:rFonts w:hint="eastAsia" w:ascii="Times New Roman" w:hAnsi="Times New Roman" w:eastAsia="FangSong" w:cs="Times New Roman"/>
+        </w:rPr>
+        <w:t>自原书</w:t>
+      </w:r>
+      <w:r>
+        <w:rPr>
+          <w:rFonts w:ascii="Times New Roman" w:hAnsi="Times New Roman" w:eastAsia="Times New Roman" w:cs="Times New Roman"/>
+        </w:rPr>
+        <w:t xml:space="preserve"> OCR </w:t>
+      </w:r>
+      <w:r>
+        <w:rPr>
+          <w:rFonts w:hint="eastAsia" w:ascii="Times New Roman" w:hAnsi="Times New Roman" w:eastAsia="FangSong" w:cs="Times New Roman"/>
+        </w:rPr>
+        <w:t>提取</w:t>
+      </w:r>
+      <w:r>
+        <w:rPr>
+          <w:rFonts w:hint="eastAsia" w:ascii="Times New Roman" w:hAnsi="Times New Roman" w:eastAsia="Times New Roman" w:cs="Times New Roman"/>
+        </w:rPr>
+        <w:t>）</w:t>
+      </w:r>
+      <w:r>
+        <w:rPr>
+          <w:rFonts w:hint="eastAsia" w:ascii="Times New Roman" w:hAnsi="Times New Roman" w:eastAsia="FangSong" w:cs="Times New Roman"/>
+        </w:rPr>
+        <w:t>如左侧所示</w:t>
+      </w:r>
+      <w:r>
+        <w:rPr>
+          <w:rFonts w:hint="eastAsia" w:ascii="Times New Roman" w:hAnsi="Times New Roman" w:eastAsia="Times New Roman" w:cs="Times New Roman"/>
+        </w:rPr>
+        <w:t>（</w:t>
+      </w:r>
+      <w:r>
+        <w:rPr>
+          <w:rFonts w:hint="eastAsia" w:ascii="Times New Roman" w:hAnsi="Times New Roman" w:eastAsia="FangSong" w:cs="Times New Roman"/>
+        </w:rPr>
+        <w:t>机理图见原书图</w:t>
+      </w:r>
+      <w:r>
+        <w:rPr>
+          <w:rFonts w:hint="eastAsia" w:ascii="Times New Roman" w:hAnsi="Times New Roman" w:eastAsia="Times New Roman" w:cs="Times New Roman"/>
+        </w:rPr>
+        <w:t>，OCR</w:t>
+      </w:r>
+      <w:r>
+        <w:rPr>
+          <w:rFonts w:ascii="Times New Roman" w:hAnsi="Times New Roman" w:eastAsia="Times New Roman" w:cs="Times New Roman"/>
+        </w:rPr>
+        <w:t xml:space="preserve"> </w:t>
+      </w:r>
+      <w:r>
+        <w:rPr>
+          <w:rFonts w:hint="eastAsia" w:ascii="Times New Roman" w:hAnsi="Times New Roman" w:eastAsia="FangSong" w:cs="Times New Roman"/>
+        </w:rPr>
+        <w:t>未转出文字</w:t>
+      </w:r>
+      <w:r>
+        <w:rPr>
+          <w:rFonts w:hint="eastAsia" w:ascii="Times New Roman" w:hAnsi="Times New Roman" w:eastAsia="Times New Roman" w:cs="Times New Roman"/>
+        </w:rPr>
+        <w:t>）。</w:t>
+      </w:r>
+    </w:p>
+    <w:p>
+      <w:pPr>
         <w:spacing w:before="160" w:after="80"/>
       </w:pPr>
       <w:r>
@@ -796,21 +795,8 @@
         </w:pict>
       </w:r>
     </w:p>
-    <w:p>
-      <w:pPr>
-        <w:pStyle w:val="FirstParagraph"/>
-      </w:pPr>
-      <w:r>
-        <w:rPr>
-          <w:rFonts w:hint="eastAsia" w:ascii="Times New Roman" w:hAnsi="Times New Roman" w:eastAsia="FangSong" w:cs="Times New Roman"/>
-          <w:b/>
-          <w:bCs/>
-        </w:rPr>
-        <w:t xml:space="preserve">参考答案</w:t>
-      </w:r>
-    </w:p>
-    <w:bookmarkEnd w:id="14"/>
-    <w:bookmarkStart w:id="15" w:name="参考答案-1"/>
+    <w:bookmarkEnd w:id="16"/>
+    <w:bookmarkStart w:id="17" w:name="解题思路-1"/>
     <w:p>
       <w:pPr>
         <w:pStyle w:val="Heading2"/>
@@ -820,7 +806,7 @@
         <w:rPr>
           <w:rFonts w:hint="eastAsia" w:ascii="Times New Roman" w:hAnsi="Times New Roman" w:eastAsia="SimHei" w:cs="Times New Roman"/>
         </w:rPr>
-        <w:t xml:space="preserve">参考答案</w:t>
+        <w:t xml:space="preserve">解题思路</w:t>
       </w:r>
     </w:p>
     <w:p>
@@ -829,6 +815,12 @@
       </w:pPr>
       <w:r>
         <w:rPr>
+          <w:rFonts w:hint="eastAsia" w:ascii="Times New Roman" w:hAnsi="Times New Roman" w:eastAsia="FangSong" w:cs="Times New Roman"/>
+        </w:rPr>
+        <w:t>原书仅给出机理图</w:t>
+      </w:r>
+      <w:r>
+        <w:rPr>
           <w:rFonts w:hint="eastAsia" w:ascii="Times New Roman" w:hAnsi="Times New Roman" w:eastAsia="Times New Roman" w:cs="Times New Roman"/>
         </w:rPr>
         <w:t>（</w:t>
@@ -837,67 +829,25 @@
         <w:rPr>
           <w:rFonts w:hint="eastAsia" w:ascii="Times New Roman" w:hAnsi="Times New Roman" w:eastAsia="FangSong" w:cs="Times New Roman"/>
         </w:rPr>
-        <w:t>自原书</w:t>
-      </w:r>
-      <w:r>
-        <w:rPr>
-          <w:rFonts w:ascii="Times New Roman" w:hAnsi="Times New Roman" w:eastAsia="Times New Roman" w:cs="Times New Roman"/>
-        </w:rPr>
-        <w:t xml:space="preserve"> OCR </w:t>
-      </w:r>
-      <w:r>
-        <w:rPr>
-          <w:rFonts w:hint="eastAsia" w:ascii="Times New Roman" w:hAnsi="Times New Roman" w:eastAsia="FangSong" w:cs="Times New Roman"/>
-        </w:rPr>
-        <w:t>提取</w:t>
-      </w:r>
-      <w:r>
-        <w:rPr>
-          <w:rFonts w:hint="eastAsia" w:ascii="Times New Roman" w:hAnsi="Times New Roman" w:eastAsia="Times New Roman" w:cs="Times New Roman"/>
-        </w:rPr>
-        <w:t>）</w:t>
-      </w:r>
-      <w:r>
-        <w:rPr>
-          <w:rFonts w:hint="eastAsia" w:ascii="Times New Roman" w:hAnsi="Times New Roman" w:eastAsia="FangSong" w:cs="Times New Roman"/>
-        </w:rPr>
-        <w:t>如左侧所示</w:t>
-      </w:r>
-      <w:r>
-        <w:rPr>
-          <w:rFonts w:hint="eastAsia" w:ascii="Times New Roman" w:hAnsi="Times New Roman" w:eastAsia="Times New Roman" w:cs="Times New Roman"/>
-        </w:rPr>
-        <w:t>（</w:t>
-      </w:r>
-      <w:r>
-        <w:rPr>
-          <w:rFonts w:hint="eastAsia" w:ascii="Times New Roman" w:hAnsi="Times New Roman" w:eastAsia="FangSong" w:cs="Times New Roman"/>
-        </w:rPr>
-        <w:t>机理图见原书图</w:t>
-      </w:r>
-      <w:r>
-        <w:rPr>
-          <w:rFonts w:hint="eastAsia" w:ascii="Times New Roman" w:hAnsi="Times New Roman" w:eastAsia="Times New Roman" w:cs="Times New Roman"/>
-        </w:rPr>
-        <w:t>，OCR</w:t>
-      </w:r>
-      <w:r>
-        <w:rPr>
-          <w:rFonts w:ascii="Times New Roman" w:hAnsi="Times New Roman" w:eastAsia="Times New Roman" w:cs="Times New Roman"/>
-        </w:rPr>
-        <w:t xml:space="preserve"> </w:t>
-      </w:r>
-      <w:r>
-        <w:rPr>
-          <w:rFonts w:hint="eastAsia" w:ascii="Times New Roman" w:hAnsi="Times New Roman" w:eastAsia="FangSong" w:cs="Times New Roman"/>
-        </w:rPr>
-        <w:t>未转出文字</w:t>
-      </w:r>
-      <w:r>
-        <w:rPr>
-          <w:rFonts w:hint="eastAsia" w:ascii="Times New Roman" w:hAnsi="Times New Roman" w:eastAsia="Times New Roman" w:cs="Times New Roman"/>
-        </w:rPr>
-        <w:t>）。</w:t>
+        <w:t>见原书图</w:t>
+      </w:r>
+      <w:r>
+        <w:rPr>
+          <w:rFonts w:hint="eastAsia" w:ascii="Times New Roman" w:hAnsi="Times New Roman" w:eastAsia="Times New Roman" w:cs="Times New Roman"/>
+        </w:rPr>
+        <w:t>），</w:t>
+      </w:r>
+      <w:r>
+        <w:rPr>
+          <w:rFonts w:hint="eastAsia" w:ascii="Times New Roman" w:hAnsi="Times New Roman" w:eastAsia="FangSong" w:cs="Times New Roman"/>
+        </w:rPr>
+        <w:t>无文字解析</w:t>
+      </w:r>
+      <w:r>
+        <w:rPr>
+          <w:rFonts w:hint="eastAsia" w:ascii="Times New Roman" w:hAnsi="Times New Roman" w:eastAsia="Times New Roman" w:cs="Times New Roman"/>
+        </w:rPr>
+        <w:t>。</w:t>
       </w:r>
     </w:p>
     <w:p>
@@ -910,8 +860,8 @@
         </w:pict>
       </w:r>
     </w:p>
-    <w:bookmarkEnd w:id="15"/>
-    <w:bookmarkStart w:id="16" w:name="解题思路-1"/>
+    <w:bookmarkEnd w:id="17"/>
+    <w:bookmarkStart w:id="18" w:name="知识点-1"/>
     <w:p>
       <w:pPr>
         <w:pStyle w:val="Heading2"/>
@@ -921,48 +871,7 @@
         <w:rPr>
           <w:rFonts w:hint="eastAsia" w:ascii="Times New Roman" w:hAnsi="Times New Roman" w:eastAsia="SimHei" w:cs="Times New Roman"/>
         </w:rPr>
-        <w:t xml:space="preserve">解题思路</w:t>
-      </w:r>
-    </w:p>
-    <w:p>
-      <w:pPr>
-        <w:pStyle w:val="FirstParagraph"/>
-      </w:pPr>
-      <w:r>
-        <w:rPr>
-          <w:rFonts w:hint="eastAsia" w:ascii="Times New Roman" w:hAnsi="Times New Roman" w:eastAsia="FangSong" w:cs="Times New Roman"/>
-        </w:rPr>
-        <w:t>原书仅给出机理图</w:t>
-      </w:r>
-      <w:r>
-        <w:rPr>
-          <w:rFonts w:hint="eastAsia" w:ascii="Times New Roman" w:hAnsi="Times New Roman" w:eastAsia="Times New Roman" w:cs="Times New Roman"/>
-        </w:rPr>
-        <w:t>（</w:t>
-      </w:r>
-      <w:r>
-        <w:rPr>
-          <w:rFonts w:hint="eastAsia" w:ascii="Times New Roman" w:hAnsi="Times New Roman" w:eastAsia="FangSong" w:cs="Times New Roman"/>
-        </w:rPr>
-        <w:t>见原书图</w:t>
-      </w:r>
-      <w:r>
-        <w:rPr>
-          <w:rFonts w:hint="eastAsia" w:ascii="Times New Roman" w:hAnsi="Times New Roman" w:eastAsia="Times New Roman" w:cs="Times New Roman"/>
-        </w:rPr>
-        <w:t>），</w:t>
-      </w:r>
-      <w:r>
-        <w:rPr>
-          <w:rFonts w:hint="eastAsia" w:ascii="Times New Roman" w:hAnsi="Times New Roman" w:eastAsia="FangSong" w:cs="Times New Roman"/>
-        </w:rPr>
-        <w:t>无文字解析</w:t>
-      </w:r>
-      <w:r>
-        <w:rPr>
-          <w:rFonts w:hint="eastAsia" w:ascii="Times New Roman" w:hAnsi="Times New Roman" w:eastAsia="Times New Roman" w:cs="Times New Roman"/>
-        </w:rPr>
-        <w:t>。</w:t>
+        <w:t xml:space="preserve">知识点</w:t>
       </w:r>
     </w:p>
     <w:p>
@@ -975,8 +884,8 @@
         </w:pict>
       </w:r>
     </w:p>
-    <w:bookmarkEnd w:id="16"/>
-    <w:bookmarkStart w:id="17" w:name="知识点-1"/>
+    <w:bookmarkEnd w:id="18"/>
+    <w:bookmarkStart w:id="19" w:name="相关题目-1"/>
     <w:p>
       <w:pPr>
         <w:pStyle w:val="Heading2"/>
@@ -985,83 +894,6 @@
       <w:r>
         <w:rPr>
           <w:rFonts w:hint="eastAsia" w:ascii="Times New Roman" w:hAnsi="Times New Roman" w:eastAsia="SimHei" w:cs="Times New Roman"/>
-        </w:rPr>
-        <w:t xml:space="preserve">知识点</w:t>
-      </w:r>
-    </w:p>
-    <w:p>
-      <w:pPr>
-        <w:pStyle w:val="FirstParagraph"/>
-      </w:pPr>
-      <w:r>
-        <w:rPr>
-          <w:rFonts w:ascii="Times New Roman" w:hAnsi="Times New Roman" w:eastAsia="Times New Roman" w:cs="Times New Roman"/>
-        </w:rPr>
-        <w:t xml:space="preserve">used_in:</w:t>
-      </w:r>
-      <w:r>
-        <w:rPr>
-          <w:rFonts w:ascii="Times New Roman" w:hAnsi="Times New Roman" w:eastAsia="Times New Roman" w:cs="Times New Roman"/>
-        </w:rPr>
-        <w:t xml:space="preserve"> </w:t>
-      </w:r>
-      <w:r>
-        <w:rPr>
-          <w:rFonts w:hint="eastAsia" w:ascii="Times New Roman" w:hAnsi="Times New Roman" w:eastAsia="Times New Roman" w:cs="Times New Roman"/>
-        </w:rPr>
-        <w:t>“</w:t>
-      </w:r>
-      <w:r>
-        <w:rPr>
-          <w:rFonts w:hint="eastAsia" w:ascii="Times New Roman" w:hAnsi="Times New Roman" w:eastAsia="FangSong" w:cs="Times New Roman"/>
-        </w:rPr>
-        <w:t>第二轮习题集</w:t>
-      </w:r>
-      <w:r>
-        <w:rPr>
-          <w:rFonts w:hint="eastAsia" w:ascii="Times New Roman" w:hAnsi="Times New Roman" w:eastAsia="Times New Roman" w:cs="Times New Roman"/>
-        </w:rPr>
-        <w:t>-</w:t>
-      </w:r>
-      <w:r>
-        <w:rPr>
-          <w:rFonts w:hint="eastAsia" w:ascii="Times New Roman" w:hAnsi="Times New Roman" w:eastAsia="FangSong" w:cs="Times New Roman"/>
-        </w:rPr>
-        <w:t>有机化学二</w:t>
-      </w:r>
-      <w:r>
-        <w:rPr>
-          <w:rFonts w:hint="eastAsia" w:ascii="Times New Roman" w:hAnsi="Times New Roman" w:eastAsia="Times New Roman" w:cs="Times New Roman"/>
-        </w:rPr>
-        <w:t>”</w:t>
-      </w:r>
-      <w:r>
-        <w:rPr>
-          <w:rFonts w:ascii="Times New Roman" w:hAnsi="Times New Roman" w:eastAsia="Times New Roman" w:cs="Times New Roman"/>
-        </w:rPr>
-        <w:t xml:space="preserve"> </w:t>
-      </w:r>
-      <w:r>
-        <w:rPr>
-          <w:rFonts w:ascii="Times New Roman" w:hAnsi="Times New Roman" w:eastAsia="Times New Roman" w:cs="Times New Roman"/>
-        </w:rPr>
-        <w:t xml:space="preserve">___</w:t>
-      </w:r>
-      <w:r>
-        <w:rPr>
-          <w:rFonts w:ascii="Times New Roman" w:hAnsi="Times New Roman" w:eastAsia="Times New Roman" w:cs="Times New Roman"/>
-        </w:rPr>
-        <w:t xml:space="preserve"> </w:t>
-      </w:r>
-      <w:r>
-        <w:rPr>
-          <w:rFonts w:ascii="Times New Roman" w:hAnsi="Times New Roman" w:eastAsia="Times New Roman" w:cs="Times New Roman"/>
-        </w:rPr>
-        <w:t xml:space="preserve">## </w:t>
-      </w:r>
-      <w:r>
-        <w:rPr>
-          <w:rFonts w:hint="eastAsia" w:ascii="Times New Roman" w:hAnsi="Times New Roman" w:eastAsia="FangSong" w:cs="Times New Roman"/>
         </w:rPr>
         <w:t xml:space="preserve">相关题目</w:t>
       </w:r>
@@ -1165,8 +997,8 @@
         <w:t>）</w:t>
       </w:r>
     </w:p>
-    <w:bookmarkEnd w:id="17"/>
-    <w:bookmarkStart w:id="18" w:name="第-3-题"/>
+    <w:bookmarkEnd w:id="19"/>
+    <w:bookmarkStart w:id="20" w:name="第-3-题"/>
     <w:p>
       <w:pPr>
         <w:pStyle w:val="Heading2"/>
@@ -1676,8 +1508,8 @@
         <w:t xml:space="preserve">参考答案</w:t>
       </w:r>
     </w:p>
-    <w:bookmarkEnd w:id="18"/>
-    <w:bookmarkStart w:id="22" w:name="参考答案-2"/>
+    <w:bookmarkEnd w:id="20"/>
+    <w:bookmarkStart w:id="24" w:name="参考答案-2"/>
     <w:p>
       <w:pPr>
         <w:pStyle w:val="Heading2"/>
@@ -1690,7 +1522,7 @@
         <w:t xml:space="preserve">参考答案</w:t>
       </w:r>
     </w:p>
-    <w:bookmarkStart w:id="19" w:name="加成聚合机理判断"/>
+    <w:bookmarkStart w:id="21" w:name="加成聚合机理判断"/>
     <w:p>
       <w:pPr>
         <w:pStyle w:val="Heading3"/>
@@ -2234,8 +2066,8 @@
         <w:t>单体有吸电子基团</w:t>
       </w:r>
     </w:p>
-    <w:bookmarkEnd w:id="19"/>
-    <w:bookmarkStart w:id="20" w:name="尼龙66合成"/>
+    <w:bookmarkEnd w:id="21"/>
+    <w:bookmarkStart w:id="22" w:name="尼龙66合成"/>
     <w:p>
       <w:pPr>
         <w:pStyle w:val="Heading3"/>
@@ -2881,8 +2713,8 @@
         <w:t>并释放水分子</w:t>
       </w:r>
     </w:p>
-    <w:bookmarkEnd w:id="20"/>
-    <w:bookmarkStart w:id="21" w:name="加成聚合与缩合聚合比较"/>
+    <w:bookmarkEnd w:id="22"/>
+    <w:bookmarkStart w:id="23" w:name="加成聚合与缩合聚合比较"/>
     <w:p>
       <w:pPr>
         <w:pStyle w:val="Heading3"/>
@@ -3262,9 +3094,9 @@
         </w:tc>
       </w:tr>
     </w:tbl>
-    <w:bookmarkEnd w:id="21"/>
-    <w:bookmarkEnd w:id="22"/>
-    <w:bookmarkStart w:id="23" w:name="解题思路-2"/>
+    <w:bookmarkEnd w:id="23"/>
+    <w:bookmarkEnd w:id="24"/>
+    <w:bookmarkStart w:id="25" w:name="解题思路-2"/>
     <w:p>
       <w:pPr>
         <w:pStyle w:val="Heading2"/>
@@ -3385,8 +3217,8 @@
         <w:t>是典型的缩聚产物</w:t>
       </w:r>
     </w:p>
-    <w:bookmarkEnd w:id="23"/>
-    <w:bookmarkStart w:id="24" w:name="第-4-题"/>
+    <w:bookmarkEnd w:id="25"/>
+    <w:bookmarkStart w:id="26" w:name="第-4-题"/>
     <w:p>
       <w:pPr>
         <w:pStyle w:val="Heading2"/>
@@ -3945,8 +3777,8 @@
         <w:t xml:space="preserve">参考答案</w:t>
       </w:r>
     </w:p>
-    <w:bookmarkEnd w:id="24"/>
-    <w:bookmarkStart w:id="29" w:name="参考答案-3"/>
+    <w:bookmarkEnd w:id="26"/>
+    <w:bookmarkStart w:id="31" w:name="参考答案-3"/>
     <w:p>
       <w:pPr>
         <w:pStyle w:val="Heading2"/>
@@ -3959,7 +3791,7 @@
         <w:t xml:space="preserve">参考答案</w:t>
       </w:r>
     </w:p>
-    <w:bookmarkStart w:id="25" w:name="甲烷氯化自由基机理"/>
+    <w:bookmarkStart w:id="27" w:name="甲烷氯化自由基机理"/>
     <w:p>
       <w:pPr>
         <w:pStyle w:val="Heading3"/>
@@ -4548,8 +4380,8 @@
         </m:oMath>
       </m:oMathPara>
     </w:p>
-    <w:bookmarkEnd w:id="25"/>
-    <w:bookmarkStart w:id="26" w:name="正丙烷卤代产物分布"/>
+    <w:bookmarkEnd w:id="27"/>
+    <w:bookmarkStart w:id="28" w:name="正丙烷卤代产物分布"/>
     <w:p>
       <w:pPr>
         <w:pStyle w:val="Heading3"/>
@@ -4932,8 +4764,8 @@
         <w:t>产物分布接近概率统计</w:t>
       </w:r>
     </w:p>
-    <w:bookmarkEnd w:id="26"/>
-    <w:bookmarkStart w:id="27" w:name="异丁烷溴化"/>
+    <w:bookmarkEnd w:id="28"/>
+    <w:bookmarkStart w:id="29" w:name="异丁烷溴化"/>
     <w:p>
       <w:pPr>
         <w:pStyle w:val="Heading3"/>
@@ -5119,8 +4951,8 @@
         <w:t>。</w:t>
       </w:r>
     </w:p>
-    <w:bookmarkEnd w:id="27"/>
-    <w:bookmarkStart w:id="28" w:name="自由基机理判断"/>
+    <w:bookmarkEnd w:id="29"/>
+    <w:bookmarkStart w:id="30" w:name="自由基机理判断"/>
     <w:p>
       <w:pPr>
         <w:pStyle w:val="Heading3"/>
@@ -5492,9 +5324,9 @@
         </w:tc>
       </w:tr>
     </w:tbl>
-    <w:bookmarkEnd w:id="28"/>
-    <w:bookmarkEnd w:id="29"/>
-    <w:bookmarkStart w:id="30" w:name="解题思路-3"/>
+    <w:bookmarkEnd w:id="30"/>
+    <w:bookmarkEnd w:id="31"/>
+    <w:bookmarkStart w:id="32" w:name="解题思路-3"/>
     <w:p>
       <w:pPr>
         <w:pStyle w:val="Heading2"/>
@@ -5779,8 +5611,8 @@
         <w:t>一级碳</w:t>
       </w:r>
     </w:p>
-    <w:bookmarkEnd w:id="30"/>
-    <w:bookmarkStart w:id="34" w:name="第-5-题"/>
+    <w:bookmarkEnd w:id="32"/>
+    <w:bookmarkStart w:id="36" w:name="第-5-题"/>
     <w:p>
       <w:pPr>
         <w:pStyle w:val="Heading2"/>
@@ -5853,18 +5685,18 @@
           <wp:inline>
             <wp:extent cx="3600000" cy="948292"/>
             <wp:effectExtent b="0" l="0" r="0" t="0"/>
-            <wp:docPr descr="" title="" id="32" name="Picture"/>
+            <wp:docPr descr="" title="" id="34" name="Picture"/>
             <a:graphic>
               <a:graphicData uri="http://schemas.openxmlformats.org/drawingml/2006/picture">
                 <pic:pic>
                   <pic:nvPicPr>
-                    <pic:cNvPr descr="34fe9e6fac6605d5a7e4fe2499c22c12779f308db8f946fc6296370390a707ef.jpg" id="33" name="Picture"/>
+                    <pic:cNvPr descr="34fe9e6fac6605d5a7e4fe2499c22c12779f308db8f946fc6296370390a707ef.jpg" id="35" name="Picture"/>
                     <pic:cNvPicPr>
                       <a:picLocks noChangeArrowheads="1" noChangeAspect="1"/>
                     </pic:cNvPicPr>
                   </pic:nvPicPr>
                   <pic:blipFill>
-                    <a:blip r:embed="rId31"/>
+                    <a:blip r:embed="rId33"/>
                     <a:stretch>
                       <a:fillRect/>
                     </a:stretch>
@@ -5929,8 +5761,8 @@
         <w:t xml:space="preserve">参考答案</w:t>
       </w:r>
     </w:p>
-    <w:bookmarkEnd w:id="34"/>
-    <w:bookmarkStart w:id="35" w:name="参考答案-4"/>
+    <w:bookmarkEnd w:id="36"/>
+    <w:bookmarkStart w:id="37" w:name="参考答案-4"/>
     <w:p>
       <w:pPr>
         <w:pStyle w:val="Heading2"/>
@@ -6492,8 +6324,8 @@
         <w:t>。</w:t>
       </w:r>
     </w:p>
-    <w:bookmarkEnd w:id="35"/>
-    <w:bookmarkStart w:id="36" w:name="知识点映射"/>
+    <w:bookmarkEnd w:id="37"/>
+    <w:bookmarkStart w:id="38" w:name="知识点映射"/>
     <w:p>
       <w:pPr>
         <w:pStyle w:val="Heading2"/>
@@ -6763,8 +6595,8 @@
         </w:tc>
       </w:tr>
     </w:tbl>
-    <w:bookmarkEnd w:id="36"/>
-    <w:bookmarkStart w:id="37" w:name="解题思路-4"/>
+    <w:bookmarkEnd w:id="38"/>
+    <w:bookmarkStart w:id="39" w:name="解题思路-4"/>
     <w:p>
       <w:pPr>
         <w:pStyle w:val="Heading2"/>
@@ -7011,8 +6843,8 @@
         <w:t>烯醇负离子是否正确形成并质子化</w:t>
       </w:r>
     </w:p>
-    <w:bookmarkEnd w:id="37"/>
-    <w:bookmarkStart w:id="38" w:name="易错分析"/>
+    <w:bookmarkEnd w:id="39"/>
+    <w:bookmarkStart w:id="40" w:name="易错分析"/>
     <w:p>
       <w:pPr>
         <w:pStyle w:val="Heading2"/>
@@ -7459,8 +7291,8 @@
         </w:tc>
       </w:tr>
     </w:tbl>
-    <w:bookmarkEnd w:id="38"/>
-    <w:bookmarkStart w:id="39" w:name="第-6-题"/>
+    <w:bookmarkEnd w:id="40"/>
+    <w:bookmarkStart w:id="41" w:name="第-6-题"/>
     <w:p>
       <w:pPr>
         <w:pStyle w:val="Heading2"/>
@@ -7613,6 +7445,56 @@
           <w:rFonts w:hint="eastAsia" w:ascii="Times New Roman" w:hAnsi="Times New Roman" w:eastAsia="Times New Roman" w:cs="Times New Roman"/>
         </w:rPr>
         <w:t>。</w:t>
+      </w:r>
+    </w:p>
+    <w:p>
+      <w:pPr>
+        <w:pStyle w:val="BodyText"/>
+      </w:pPr>
+      <w:r>
+        <w:rPr>
+          <w:rFonts w:hint="eastAsia" w:ascii="Times New Roman" w:hAnsi="Times New Roman" w:eastAsia="FangSong" w:cs="Times New Roman"/>
+          <w:b/>
+          <w:bCs/>
+        </w:rPr>
+        <w:t xml:space="preserve">参考答案</w:t>
+      </w:r>
+    </w:p>
+    <w:bookmarkEnd w:id="41"/>
+    <w:bookmarkStart w:id="42" w:name="参考答案-5"/>
+    <w:p>
+      <w:pPr>
+        <w:pStyle w:val="Heading2"/>
+        <w:spacing w:before="280" w:after="120"/>
+      </w:pPr>
+      <w:r>
+        <w:rPr>
+          <w:rFonts w:hint="eastAsia" w:ascii="Times New Roman" w:hAnsi="Times New Roman" w:eastAsia="SimHei" w:cs="Times New Roman"/>
+        </w:rPr>
+        <w:t xml:space="preserve">参考答案</w:t>
+      </w:r>
+    </w:p>
+    <w:p>
+      <w:pPr>
+        <w:pStyle w:val="FirstParagraph"/>
+      </w:pPr>
+      <w:r>
+        <w:rPr>
+          <w:rFonts w:hint="eastAsia" w:ascii="Times New Roman" w:hAnsi="Times New Roman" w:eastAsia="Times New Roman" w:cs="Times New Roman"/>
+        </w:rPr>
+        <w:t>（</w:t>
+      </w:r>
+      <w:r>
+        <w:rPr>
+          <w:rFonts w:hint="eastAsia" w:ascii="Times New Roman" w:hAnsi="Times New Roman" w:eastAsia="FangSong" w:cs="Times New Roman"/>
+        </w:rPr>
+        <w:t>待补充</w:t>
+      </w:r>
+      <w:r>
+        <w:rPr>
+          <w:rFonts w:hint="eastAsia" w:ascii="Times New Roman" w:hAnsi="Times New Roman" w:eastAsia="Times New Roman" w:cs="Times New Roman"/>
+        </w:rPr>
+        <w:t>）</w:t>
       </w:r>
     </w:p>
     <w:p>
@@ -7627,104 +7509,6 @@
     </w:p>
     <w:p>
       <w:pPr>
-        <w:pStyle w:val="FirstParagraph"/>
-      </w:pPr>
-      <w:r>
-        <w:rPr>
-          <w:rFonts w:hint="eastAsia" w:ascii="Times New Roman" w:hAnsi="Times New Roman" w:eastAsia="FangSong" w:cs="Times New Roman"/>
-          <w:b/>
-          <w:bCs/>
-        </w:rPr>
-        <w:t xml:space="preserve">参考答案</w:t>
-      </w:r>
-    </w:p>
-    <w:bookmarkEnd w:id="39"/>
-    <w:bookmarkStart w:id="40" w:name="参考答案-5"/>
-    <w:p>
-      <w:pPr>
-        <w:pStyle w:val="Heading2"/>
-        <w:spacing w:before="280" w:after="120"/>
-      </w:pPr>
-      <w:r>
-        <w:rPr>
-          <w:rFonts w:hint="eastAsia" w:ascii="Times New Roman" w:hAnsi="Times New Roman" w:eastAsia="SimHei" w:cs="Times New Roman"/>
-        </w:rPr>
-        <w:t xml:space="preserve">参考答案</w:t>
-      </w:r>
-    </w:p>
-    <w:p>
-      <w:pPr>
-        <w:pStyle w:val="FirstParagraph"/>
-      </w:pPr>
-      <w:r>
-        <w:rPr>
-          <w:rFonts w:hint="eastAsia" w:ascii="Times New Roman" w:hAnsi="Times New Roman" w:eastAsia="Times New Roman" w:cs="Times New Roman"/>
-        </w:rPr>
-        <w:t>（</w:t>
-      </w:r>
-      <w:r>
-        <w:rPr>
-          <w:rFonts w:hint="eastAsia" w:ascii="Times New Roman" w:hAnsi="Times New Roman" w:eastAsia="FangSong" w:cs="Times New Roman"/>
-        </w:rPr>
-        <w:t>答案见</w:t>
-      </w:r>
-      <w:r>
-        <w:rPr>
-          <w:rFonts w:ascii="Times New Roman" w:hAnsi="Times New Roman" w:eastAsia="Times New Roman" w:cs="Times New Roman"/>
-        </w:rPr>
-        <w:t xml:space="preserve"> </w:t>
-      </w:r>
-      <w:r>
-        <w:rPr>
-          <w:rFonts w:hint="eastAsia" w:ascii="Times New Roman" w:hAnsi="Times New Roman" w:eastAsia="FangSong" w:cs="Times New Roman"/>
-        </w:rPr>
-        <w:t>提炼</w:t>
-      </w:r>
-      <w:r>
-        <w:rPr>
-          <w:rFonts w:hint="eastAsia" w:ascii="Times New Roman" w:hAnsi="Times New Roman" w:eastAsia="Times New Roman" w:cs="Times New Roman"/>
-        </w:rPr>
-        <w:t>-ABOC-</w:t>
-      </w:r>
-      <w:r>
-        <w:rPr>
-          <w:rFonts w:hint="eastAsia" w:ascii="Times New Roman" w:hAnsi="Times New Roman" w:eastAsia="FangSong" w:cs="Times New Roman"/>
-        </w:rPr>
-        <w:t>第</w:t>
-      </w:r>
-      <w:r>
-        <w:rPr>
-          <w:rFonts w:hint="eastAsia" w:ascii="Times New Roman" w:hAnsi="Times New Roman" w:eastAsia="Times New Roman" w:cs="Times New Roman"/>
-        </w:rPr>
-        <w:t>12</w:t>
-      </w:r>
-      <w:r>
-        <w:rPr>
-          <w:rFonts w:hint="eastAsia" w:ascii="Times New Roman" w:hAnsi="Times New Roman" w:eastAsia="FangSong" w:cs="Times New Roman"/>
-        </w:rPr>
-        <w:t>章</w:t>
-      </w:r>
-      <w:r>
-        <w:rPr>
-          <w:rFonts w:hint="eastAsia" w:ascii="Times New Roman" w:hAnsi="Times New Roman" w:eastAsia="Times New Roman" w:cs="Times New Roman"/>
-        </w:rPr>
-        <w:t>-</w:t>
-      </w:r>
-      <w:r>
-        <w:rPr>
-          <w:rFonts w:hint="eastAsia" w:ascii="Times New Roman" w:hAnsi="Times New Roman" w:eastAsia="FangSong" w:cs="Times New Roman"/>
-        </w:rPr>
-        <w:t>习题解析</w:t>
-      </w:r>
-      <w:r>
-        <w:rPr>
-          <w:rFonts w:hint="eastAsia" w:ascii="Times New Roman" w:hAnsi="Times New Roman" w:eastAsia="Times New Roman" w:cs="Times New Roman"/>
-        </w:rPr>
-        <w:t>）</w:t>
-      </w:r>
-    </w:p>
-    <w:p>
-      <w:pPr>
         <w:spacing w:before="160" w:after="80"/>
       </w:pPr>
       <w:r>
@@ -7733,8 +7517,8 @@
         </w:pict>
       </w:r>
     </w:p>
-    <w:bookmarkEnd w:id="40"/>
-    <w:bookmarkStart w:id="41" w:name="解题思路-5"/>
+    <w:bookmarkEnd w:id="42"/>
+    <w:bookmarkStart w:id="43" w:name="解题思路-5"/>
     <w:p>
       <w:pPr>
         <w:pStyle w:val="Heading2"/>
@@ -7780,8 +7564,8 @@
         </w:pict>
       </w:r>
     </w:p>
-    <w:bookmarkEnd w:id="41"/>
-    <w:bookmarkStart w:id="42" w:name="知识点-2"/>
+    <w:bookmarkEnd w:id="43"/>
+    <w:bookmarkStart w:id="44" w:name="知识点-2"/>
     <w:p>
       <w:pPr>
         <w:pStyle w:val="Heading2"/>
@@ -7796,77 +7580,24 @@
     </w:p>
     <w:p>
       <w:pPr>
-        <w:pStyle w:val="FirstParagraph"/>
-      </w:pPr>
-      <w:r>
-        <w:rPr>
-          <w:rFonts w:ascii="Times New Roman" w:hAnsi="Times New Roman" w:eastAsia="Times New Roman" w:cs="Times New Roman"/>
-        </w:rPr>
-        <w:t xml:space="preserve">used_in:</w:t>
-      </w:r>
-      <w:r>
-        <w:rPr>
-          <w:rFonts w:ascii="Times New Roman" w:hAnsi="Times New Roman" w:eastAsia="Times New Roman" w:cs="Times New Roman"/>
-        </w:rPr>
-        <w:t xml:space="preserve"> </w:t>
-      </w:r>
-      <w:r>
-        <w:rPr>
-          <w:rFonts w:hint="eastAsia" w:ascii="Times New Roman" w:hAnsi="Times New Roman" w:eastAsia="Times New Roman" w:cs="Times New Roman"/>
-        </w:rPr>
-        <w:t>“</w:t>
-      </w:r>
-      <w:r>
-        <w:rPr>
-          <w:rFonts w:hint="eastAsia" w:ascii="Times New Roman" w:hAnsi="Times New Roman" w:eastAsia="FangSong" w:cs="Times New Roman"/>
-        </w:rPr>
-        <w:t>第二轮习题集</w:t>
-      </w:r>
-      <w:r>
-        <w:rPr>
-          <w:rFonts w:hint="eastAsia" w:ascii="Times New Roman" w:hAnsi="Times New Roman" w:eastAsia="Times New Roman" w:cs="Times New Roman"/>
-        </w:rPr>
-        <w:t>-</w:t>
-      </w:r>
-      <w:r>
-        <w:rPr>
-          <w:rFonts w:hint="eastAsia" w:ascii="Times New Roman" w:hAnsi="Times New Roman" w:eastAsia="FangSong" w:cs="Times New Roman"/>
-        </w:rPr>
-        <w:t>有机化学二</w:t>
-      </w:r>
-      <w:r>
-        <w:rPr>
-          <w:rFonts w:hint="eastAsia" w:ascii="Times New Roman" w:hAnsi="Times New Roman" w:eastAsia="Times New Roman" w:cs="Times New Roman"/>
-        </w:rPr>
-        <w:t>”</w:t>
-      </w:r>
-      <w:r>
-        <w:rPr>
-          <w:rFonts w:ascii="Times New Roman" w:hAnsi="Times New Roman" w:eastAsia="Times New Roman" w:cs="Times New Roman"/>
-        </w:rPr>
-        <w:t xml:space="preserve"> </w:t>
-      </w:r>
-      <w:r>
-        <w:rPr>
-          <w:rFonts w:ascii="Times New Roman" w:hAnsi="Times New Roman" w:eastAsia="Times New Roman" w:cs="Times New Roman"/>
-        </w:rPr>
-        <w:t xml:space="preserve">___</w:t>
-      </w:r>
-      <w:r>
-        <w:rPr>
-          <w:rFonts w:ascii="Times New Roman" w:hAnsi="Times New Roman" w:eastAsia="Times New Roman" w:cs="Times New Roman"/>
-        </w:rPr>
-        <w:t xml:space="preserve"> </w:t>
-      </w:r>
-      <w:r>
-        <w:rPr>
-          <w:rFonts w:ascii="Times New Roman" w:hAnsi="Times New Roman" w:eastAsia="Times New Roman" w:cs="Times New Roman"/>
-        </w:rPr>
-        <w:t xml:space="preserve">## </w:t>
-      </w:r>
-      <w:r>
-        <w:rPr>
-          <w:rFonts w:hint="eastAsia" w:ascii="Times New Roman" w:hAnsi="Times New Roman" w:eastAsia="FangSong" w:cs="Times New Roman"/>
+        <w:spacing w:before="160" w:after="80"/>
+      </w:pPr>
+      <w:r>
+        <w:pict>
+          <v:rect style="width:0;height:1.5pt" o:hralign="center" o:hrstd="t" o:hr="t"/>
+        </w:pict>
+      </w:r>
+    </w:p>
+    <w:bookmarkEnd w:id="44"/>
+    <w:bookmarkStart w:id="45" w:name="相关题目-2"/>
+    <w:p>
+      <w:pPr>
+        <w:pStyle w:val="Heading2"/>
+        <w:spacing w:before="280" w:after="120"/>
+      </w:pPr>
+      <w:r>
+        <w:rPr>
+          <w:rFonts w:hint="eastAsia" w:ascii="Times New Roman" w:hAnsi="Times New Roman" w:eastAsia="SimHei" w:cs="Times New Roman"/>
         </w:rPr>
         <w:t xml:space="preserve">相关题目</w:t>
       </w:r>
@@ -7970,8 +7701,8 @@
         <w:t>）</w:t>
       </w:r>
     </w:p>
-    <w:bookmarkEnd w:id="42"/>
-    <w:bookmarkStart w:id="46" w:name="第-7-题"/>
+    <w:bookmarkEnd w:id="45"/>
+    <w:bookmarkStart w:id="49" w:name="第-7-题"/>
     <w:p>
       <w:pPr>
         <w:pStyle w:val="Heading2"/>
@@ -8044,18 +7775,18 @@
           <wp:inline>
             <wp:extent cx="3600000" cy="1670689"/>
             <wp:effectExtent b="0" l="0" r="0" t="0"/>
-            <wp:docPr descr="" title="" id="44" name="Picture"/>
+            <wp:docPr descr="" title="" id="47" name="Picture"/>
             <a:graphic>
               <a:graphicData uri="http://schemas.openxmlformats.org/drawingml/2006/picture">
                 <pic:pic>
                   <pic:nvPicPr>
-                    <pic:cNvPr descr="5a0d28c710aed5456531b1e993d44efd7e0faaee7806b285f0a749aa86adce62.jpg" id="45" name="Picture"/>
+                    <pic:cNvPr descr="5a0d28c710aed5456531b1e993d44efd7e0faaee7806b285f0a749aa86adce62.jpg" id="48" name="Picture"/>
                     <pic:cNvPicPr>
                       <a:picLocks noChangeArrowheads="1" noChangeAspect="1"/>
                     </pic:cNvPicPr>
                   </pic:nvPicPr>
                   <pic:blipFill>
-                    <a:blip r:embed="rId43"/>
+                    <a:blip r:embed="rId46"/>
                     <a:stretch>
                       <a:fillRect/>
                     </a:stretch>
@@ -8126,8 +7857,8 @@
         <w:t xml:space="preserve">参考答案</w:t>
       </w:r>
     </w:p>
-    <w:bookmarkEnd w:id="46"/>
-    <w:bookmarkStart w:id="47" w:name="参考答案-6"/>
+    <w:bookmarkEnd w:id="49"/>
+    <w:bookmarkStart w:id="50" w:name="参考答案-6"/>
     <w:p>
       <w:pPr>
         <w:pStyle w:val="Heading2"/>
@@ -8539,8 +8270,8 @@
         <w:t>条件</w:t>
       </w:r>
     </w:p>
-    <w:bookmarkEnd w:id="47"/>
-    <w:bookmarkStart w:id="48" w:name="知识点映射-1"/>
+    <w:bookmarkEnd w:id="50"/>
+    <w:bookmarkStart w:id="51" w:name="知识点映射-1"/>
     <w:p>
       <w:pPr>
         <w:pStyle w:val="Heading2"/>
@@ -8822,8 +8553,8 @@
         </w:tc>
       </w:tr>
     </w:tbl>
-    <w:bookmarkEnd w:id="48"/>
-    <w:bookmarkStart w:id="49" w:name="解题思路-6"/>
+    <w:bookmarkEnd w:id="51"/>
+    <w:bookmarkStart w:id="52" w:name="解题思路-6"/>
     <w:p>
       <w:pPr>
         <w:pStyle w:val="Heading2"/>
@@ -9027,8 +8758,8 @@
         <w:t>和离去基团位置是否满足反式共平面</w:t>
       </w:r>
     </w:p>
-    <w:bookmarkEnd w:id="49"/>
-    <w:bookmarkStart w:id="50" w:name="易错分析-1"/>
+    <w:bookmarkEnd w:id="52"/>
+    <w:bookmarkStart w:id="53" w:name="易错分析-1"/>
     <w:p>
       <w:pPr>
         <w:pStyle w:val="Heading2"/>
@@ -9454,8 +9185,8 @@
         </w:tc>
       </w:tr>
     </w:tbl>
-    <w:bookmarkEnd w:id="50"/>
-    <w:bookmarkStart w:id="51" w:name="第-8-题"/>
+    <w:bookmarkEnd w:id="53"/>
+    <w:bookmarkStart w:id="54" w:name="第-8-题"/>
     <w:p>
       <w:pPr>
         <w:pStyle w:val="Heading2"/>
@@ -9560,6 +9291,104 @@
           <w:rFonts w:hint="eastAsia" w:ascii="Times New Roman" w:hAnsi="Times New Roman" w:eastAsia="Times New Roman" w:cs="Times New Roman"/>
         </w:rPr>
         <w:t>。</w:t>
+      </w:r>
+    </w:p>
+    <w:p>
+      <w:pPr>
+        <w:pStyle w:val="BodyText"/>
+      </w:pPr>
+      <w:r>
+        <w:rPr>
+          <w:rFonts w:hint="eastAsia" w:ascii="Times New Roman" w:hAnsi="Times New Roman" w:eastAsia="FangSong" w:cs="Times New Roman"/>
+          <w:b/>
+          <w:bCs/>
+        </w:rPr>
+        <w:t xml:space="preserve">参考答案</w:t>
+      </w:r>
+    </w:p>
+    <w:bookmarkEnd w:id="54"/>
+    <w:bookmarkStart w:id="55" w:name="参考答案-7"/>
+    <w:p>
+      <w:pPr>
+        <w:pStyle w:val="Heading2"/>
+        <w:spacing w:before="280" w:after="120"/>
+      </w:pPr>
+      <w:r>
+        <w:rPr>
+          <w:rFonts w:hint="eastAsia" w:ascii="Times New Roman" w:hAnsi="Times New Roman" w:eastAsia="SimHei" w:cs="Times New Roman"/>
+        </w:rPr>
+        <w:t xml:space="preserve">参考答案</w:t>
+      </w:r>
+    </w:p>
+    <w:p>
+      <w:pPr>
+        <w:pStyle w:val="FirstParagraph"/>
+      </w:pPr>
+      <w:r>
+        <w:rPr>
+          <w:rFonts w:hint="eastAsia" w:ascii="Times New Roman" w:hAnsi="Times New Roman" w:eastAsia="Times New Roman" w:cs="Times New Roman"/>
+        </w:rPr>
+        <w:t>（</w:t>
+      </w:r>
+      <w:r>
+        <w:rPr>
+          <w:rFonts w:hint="eastAsia" w:ascii="Times New Roman" w:hAnsi="Times New Roman" w:eastAsia="FangSong" w:cs="Times New Roman"/>
+        </w:rPr>
+        <w:t>答案见</w:t>
+      </w:r>
+      <w:r>
+        <w:rPr>
+          <w:rFonts w:ascii="Times New Roman" w:hAnsi="Times New Roman" w:eastAsia="Times New Roman" w:cs="Times New Roman"/>
+        </w:rPr>
+        <w:t xml:space="preserve"> </w:t>
+      </w:r>
+      <w:r>
+        <w:rPr>
+          <w:rFonts w:hint="eastAsia" w:ascii="Times New Roman" w:hAnsi="Times New Roman" w:eastAsia="FangSong" w:cs="Times New Roman"/>
+        </w:rPr>
+        <w:t>提炼</w:t>
+      </w:r>
+      <w:r>
+        <w:rPr>
+          <w:rFonts w:hint="eastAsia" w:ascii="Times New Roman" w:hAnsi="Times New Roman" w:eastAsia="Times New Roman" w:cs="Times New Roman"/>
+        </w:rPr>
+        <w:t>-ABOC-</w:t>
+      </w:r>
+      <w:r>
+        <w:rPr>
+          <w:rFonts w:hint="eastAsia" w:ascii="Times New Roman" w:hAnsi="Times New Roman" w:eastAsia="FangSong" w:cs="Times New Roman"/>
+        </w:rPr>
+        <w:t>第</w:t>
+      </w:r>
+      <w:r>
+        <w:rPr>
+          <w:rFonts w:hint="eastAsia" w:ascii="Times New Roman" w:hAnsi="Times New Roman" w:eastAsia="Times New Roman" w:cs="Times New Roman"/>
+        </w:rPr>
+        <w:t>12</w:t>
+      </w:r>
+      <w:r>
+        <w:rPr>
+          <w:rFonts w:hint="eastAsia" w:ascii="Times New Roman" w:hAnsi="Times New Roman" w:eastAsia="FangSong" w:cs="Times New Roman"/>
+        </w:rPr>
+        <w:t>章</w:t>
+      </w:r>
+      <w:r>
+        <w:rPr>
+          <w:rFonts w:hint="eastAsia" w:ascii="Times New Roman" w:hAnsi="Times New Roman" w:eastAsia="Times New Roman" w:cs="Times New Roman"/>
+        </w:rPr>
+        <w:t>-</w:t>
+      </w:r>
+      <w:r>
+        <w:rPr>
+          <w:rFonts w:hint="eastAsia" w:ascii="Times New Roman" w:hAnsi="Times New Roman" w:eastAsia="FangSong" w:cs="Times New Roman"/>
+        </w:rPr>
+        <w:t>习题解析</w:t>
+      </w:r>
+      <w:r>
+        <w:rPr>
+          <w:rFonts w:hint="eastAsia" w:ascii="Times New Roman" w:hAnsi="Times New Roman" w:eastAsia="Times New Roman" w:cs="Times New Roman"/>
+        </w:rPr>
+        <w:t>）</w:t>
       </w:r>
     </w:p>
     <w:p>
@@ -9572,21 +9401,8 @@
         </w:pict>
       </w:r>
     </w:p>
-    <w:p>
-      <w:pPr>
-        <w:pStyle w:val="FirstParagraph"/>
-      </w:pPr>
-      <w:r>
-        <w:rPr>
-          <w:rFonts w:hint="eastAsia" w:ascii="Times New Roman" w:hAnsi="Times New Roman" w:eastAsia="FangSong" w:cs="Times New Roman"/>
-          <w:b/>
-          <w:bCs/>
-        </w:rPr>
-        <w:t xml:space="preserve">参考答案</w:t>
-      </w:r>
-    </w:p>
-    <w:bookmarkEnd w:id="51"/>
-    <w:bookmarkStart w:id="52" w:name="参考答案-7"/>
+    <w:bookmarkEnd w:id="55"/>
+    <w:bookmarkStart w:id="56" w:name="解题思路-7"/>
     <w:p>
       <w:pPr>
         <w:pStyle w:val="Heading2"/>
@@ -9596,7 +9412,7 @@
         <w:rPr>
           <w:rFonts w:hint="eastAsia" w:ascii="Times New Roman" w:hAnsi="Times New Roman" w:eastAsia="SimHei" w:cs="Times New Roman"/>
         </w:rPr>
-        <w:t xml:space="preserve">参考答案</w:t>
+        <w:t xml:space="preserve">解题思路</w:t>
       </w:r>
     </w:p>
     <w:p>
@@ -9613,55 +9429,7 @@
         <w:rPr>
           <w:rFonts w:hint="eastAsia" w:ascii="Times New Roman" w:hAnsi="Times New Roman" w:eastAsia="FangSong" w:cs="Times New Roman"/>
         </w:rPr>
-        <w:t>答案见</w:t>
-      </w:r>
-      <w:r>
-        <w:rPr>
-          <w:rFonts w:ascii="Times New Roman" w:hAnsi="Times New Roman" w:eastAsia="Times New Roman" w:cs="Times New Roman"/>
-        </w:rPr>
-        <w:t xml:space="preserve"> </w:t>
-      </w:r>
-      <w:r>
-        <w:rPr>
-          <w:rFonts w:hint="eastAsia" w:ascii="Times New Roman" w:hAnsi="Times New Roman" w:eastAsia="FangSong" w:cs="Times New Roman"/>
-        </w:rPr>
-        <w:t>提炼</w:t>
-      </w:r>
-      <w:r>
-        <w:rPr>
-          <w:rFonts w:hint="eastAsia" w:ascii="Times New Roman" w:hAnsi="Times New Roman" w:eastAsia="Times New Roman" w:cs="Times New Roman"/>
-        </w:rPr>
-        <w:t>-ABOC-</w:t>
-      </w:r>
-      <w:r>
-        <w:rPr>
-          <w:rFonts w:hint="eastAsia" w:ascii="Times New Roman" w:hAnsi="Times New Roman" w:eastAsia="FangSong" w:cs="Times New Roman"/>
-        </w:rPr>
-        <w:t>第</w:t>
-      </w:r>
-      <w:r>
-        <w:rPr>
-          <w:rFonts w:hint="eastAsia" w:ascii="Times New Roman" w:hAnsi="Times New Roman" w:eastAsia="Times New Roman" w:cs="Times New Roman"/>
-        </w:rPr>
-        <w:t>12</w:t>
-      </w:r>
-      <w:r>
-        <w:rPr>
-          <w:rFonts w:hint="eastAsia" w:ascii="Times New Roman" w:hAnsi="Times New Roman" w:eastAsia="FangSong" w:cs="Times New Roman"/>
-        </w:rPr>
-        <w:t>章</w:t>
-      </w:r>
-      <w:r>
-        <w:rPr>
-          <w:rFonts w:hint="eastAsia" w:ascii="Times New Roman" w:hAnsi="Times New Roman" w:eastAsia="Times New Roman" w:cs="Times New Roman"/>
-        </w:rPr>
-        <w:t>-</w:t>
-      </w:r>
-      <w:r>
-        <w:rPr>
-          <w:rFonts w:hint="eastAsia" w:ascii="Times New Roman" w:hAnsi="Times New Roman" w:eastAsia="FangSong" w:cs="Times New Roman"/>
-        </w:rPr>
-        <w:t>习题解析</w:t>
+        <w:t>待补充</w:t>
       </w:r>
       <w:r>
         <w:rPr>
@@ -9680,8 +9448,8 @@
         </w:pict>
       </w:r>
     </w:p>
-    <w:bookmarkEnd w:id="52"/>
-    <w:bookmarkStart w:id="53" w:name="解题思路-7"/>
+    <w:bookmarkEnd w:id="56"/>
+    <w:bookmarkStart w:id="57" w:name="知识点-3"/>
     <w:p>
       <w:pPr>
         <w:pStyle w:val="Heading2"/>
@@ -9691,30 +9459,7 @@
         <w:rPr>
           <w:rFonts w:hint="eastAsia" w:ascii="Times New Roman" w:hAnsi="Times New Roman" w:eastAsia="SimHei" w:cs="Times New Roman"/>
         </w:rPr>
-        <w:t xml:space="preserve">解题思路</w:t>
-      </w:r>
-    </w:p>
-    <w:p>
-      <w:pPr>
-        <w:pStyle w:val="FirstParagraph"/>
-      </w:pPr>
-      <w:r>
-        <w:rPr>
-          <w:rFonts w:hint="eastAsia" w:ascii="Times New Roman" w:hAnsi="Times New Roman" w:eastAsia="Times New Roman" w:cs="Times New Roman"/>
-        </w:rPr>
-        <w:t>（</w:t>
-      </w:r>
-      <w:r>
-        <w:rPr>
-          <w:rFonts w:hint="eastAsia" w:ascii="Times New Roman" w:hAnsi="Times New Roman" w:eastAsia="FangSong" w:cs="Times New Roman"/>
-        </w:rPr>
-        <w:t>待补充</w:t>
-      </w:r>
-      <w:r>
-        <w:rPr>
-          <w:rFonts w:hint="eastAsia" w:ascii="Times New Roman" w:hAnsi="Times New Roman" w:eastAsia="Times New Roman" w:cs="Times New Roman"/>
-        </w:rPr>
-        <w:t>）</w:t>
+        <w:t xml:space="preserve">知识点</w:t>
       </w:r>
     </w:p>
     <w:p>
@@ -9727,8 +9472,8 @@
         </w:pict>
       </w:r>
     </w:p>
-    <w:bookmarkEnd w:id="53"/>
-    <w:bookmarkStart w:id="54" w:name="知识点-3"/>
+    <w:bookmarkEnd w:id="57"/>
+    <w:bookmarkStart w:id="58" w:name="相关题目-3"/>
     <w:p>
       <w:pPr>
         <w:pStyle w:val="Heading2"/>
@@ -9737,83 +9482,6 @@
       <w:r>
         <w:rPr>
           <w:rFonts w:hint="eastAsia" w:ascii="Times New Roman" w:hAnsi="Times New Roman" w:eastAsia="SimHei" w:cs="Times New Roman"/>
-        </w:rPr>
-        <w:t xml:space="preserve">知识点</w:t>
-      </w:r>
-    </w:p>
-    <w:p>
-      <w:pPr>
-        <w:pStyle w:val="FirstParagraph"/>
-      </w:pPr>
-      <w:r>
-        <w:rPr>
-          <w:rFonts w:ascii="Times New Roman" w:hAnsi="Times New Roman" w:eastAsia="Times New Roman" w:cs="Times New Roman"/>
-        </w:rPr>
-        <w:t xml:space="preserve">used_in:</w:t>
-      </w:r>
-      <w:r>
-        <w:rPr>
-          <w:rFonts w:ascii="Times New Roman" w:hAnsi="Times New Roman" w:eastAsia="Times New Roman" w:cs="Times New Roman"/>
-        </w:rPr>
-        <w:t xml:space="preserve"> </w:t>
-      </w:r>
-      <w:r>
-        <w:rPr>
-          <w:rFonts w:hint="eastAsia" w:ascii="Times New Roman" w:hAnsi="Times New Roman" w:eastAsia="Times New Roman" w:cs="Times New Roman"/>
-        </w:rPr>
-        <w:t>“</w:t>
-      </w:r>
-      <w:r>
-        <w:rPr>
-          <w:rFonts w:hint="eastAsia" w:ascii="Times New Roman" w:hAnsi="Times New Roman" w:eastAsia="FangSong" w:cs="Times New Roman"/>
-        </w:rPr>
-        <w:t>第二轮习题集</w:t>
-      </w:r>
-      <w:r>
-        <w:rPr>
-          <w:rFonts w:hint="eastAsia" w:ascii="Times New Roman" w:hAnsi="Times New Roman" w:eastAsia="Times New Roman" w:cs="Times New Roman"/>
-        </w:rPr>
-        <w:t>-</w:t>
-      </w:r>
-      <w:r>
-        <w:rPr>
-          <w:rFonts w:hint="eastAsia" w:ascii="Times New Roman" w:hAnsi="Times New Roman" w:eastAsia="FangSong" w:cs="Times New Roman"/>
-        </w:rPr>
-        <w:t>有机化学二</w:t>
-      </w:r>
-      <w:r>
-        <w:rPr>
-          <w:rFonts w:hint="eastAsia" w:ascii="Times New Roman" w:hAnsi="Times New Roman" w:eastAsia="Times New Roman" w:cs="Times New Roman"/>
-        </w:rPr>
-        <w:t>”</w:t>
-      </w:r>
-      <w:r>
-        <w:rPr>
-          <w:rFonts w:ascii="Times New Roman" w:hAnsi="Times New Roman" w:eastAsia="Times New Roman" w:cs="Times New Roman"/>
-        </w:rPr>
-        <w:t xml:space="preserve"> </w:t>
-      </w:r>
-      <w:r>
-        <w:rPr>
-          <w:rFonts w:ascii="Times New Roman" w:hAnsi="Times New Roman" w:eastAsia="Times New Roman" w:cs="Times New Roman"/>
-        </w:rPr>
-        <w:t xml:space="preserve">___</w:t>
-      </w:r>
-      <w:r>
-        <w:rPr>
-          <w:rFonts w:ascii="Times New Roman" w:hAnsi="Times New Roman" w:eastAsia="Times New Roman" w:cs="Times New Roman"/>
-        </w:rPr>
-        <w:t xml:space="preserve"> </w:t>
-      </w:r>
-      <w:r>
-        <w:rPr>
-          <w:rFonts w:ascii="Times New Roman" w:hAnsi="Times New Roman" w:eastAsia="Times New Roman" w:cs="Times New Roman"/>
-        </w:rPr>
-        <w:t xml:space="preserve">## </w:t>
-      </w:r>
-      <w:r>
-        <w:rPr>
-          <w:rFonts w:hint="eastAsia" w:ascii="Times New Roman" w:hAnsi="Times New Roman" w:eastAsia="FangSong" w:cs="Times New Roman"/>
         </w:rPr>
         <w:t xml:space="preserve">相关题目</w:t>
       </w:r>
@@ -9917,8 +9585,8 @@
         <w:t>）</w:t>
       </w:r>
     </w:p>
-    <w:bookmarkEnd w:id="54"/>
-    <w:bookmarkStart w:id="58" w:name="第-9-题"/>
+    <w:bookmarkEnd w:id="58"/>
+    <w:bookmarkStart w:id="62" w:name="第-9-题"/>
     <w:p>
       <w:pPr>
         <w:pStyle w:val="Heading2"/>
@@ -10118,18 +9786,18 @@
           <wp:inline>
             <wp:extent cx="3600000" cy="1324527"/>
             <wp:effectExtent b="0" l="0" r="0" t="0"/>
-            <wp:docPr descr="" title="" id="56" name="Picture"/>
+            <wp:docPr descr="" title="" id="60" name="Picture"/>
             <a:graphic>
               <a:graphicData uri="http://schemas.openxmlformats.org/drawingml/2006/picture">
                 <pic:pic>
                   <pic:nvPicPr>
-                    <pic:cNvPr descr="9e055a6b03abf59e5eaf9e48268a6d425b85305847de2ae13577e42fddc90462.jpg" id="57" name="Picture"/>
+                    <pic:cNvPr descr="9e055a6b03abf59e5eaf9e48268a6d425b85305847de2ae13577e42fddc90462.jpg" id="61" name="Picture"/>
                     <pic:cNvPicPr>
                       <a:picLocks noChangeArrowheads="1" noChangeAspect="1"/>
                     </pic:cNvPicPr>
                   </pic:nvPicPr>
                   <pic:blipFill>
-                    <a:blip r:embed="rId55"/>
+                    <a:blip r:embed="rId59"/>
                     <a:stretch>
                       <a:fillRect/>
                     </a:stretch>
@@ -10230,8 +9898,8 @@
         <w:t xml:space="preserve">参考答案</w:t>
       </w:r>
     </w:p>
-    <w:bookmarkEnd w:id="58"/>
-    <w:bookmarkStart w:id="59" w:name="参考答案-8"/>
+    <w:bookmarkEnd w:id="62"/>
+    <w:bookmarkStart w:id="63" w:name="参考答案-8"/>
     <w:p>
       <w:pPr>
         <w:pStyle w:val="Heading2"/>
@@ -10398,8 +10066,8 @@
         <w:t>答案</w:t>
       </w:r>
     </w:p>
-    <w:bookmarkEnd w:id="59"/>
-    <w:bookmarkStart w:id="66" w:name="第-10-题"/>
+    <w:bookmarkEnd w:id="63"/>
+    <w:bookmarkStart w:id="70" w:name="第-10-题"/>
     <w:p>
       <w:pPr>
         <w:pStyle w:val="Heading2"/>
@@ -10660,18 +10328,18 @@
           <wp:inline>
             <wp:extent cx="3600000" cy="931120"/>
             <wp:effectExtent b="0" l="0" r="0" t="0"/>
-            <wp:docPr descr="" title="" id="61" name="Picture"/>
+            <wp:docPr descr="" title="" id="65" name="Picture"/>
             <a:graphic>
               <a:graphicData uri="http://schemas.openxmlformats.org/drawingml/2006/picture">
                 <pic:pic>
                   <pic:nvPicPr>
-                    <pic:cNvPr descr="687b12549bc3aa22556f0c312f13b4be9391944a2e21fc0b0e34b5752c5a042c.jpg" id="62" name="Picture"/>
+                    <pic:cNvPr descr="687b12549bc3aa22556f0c312f13b4be9391944a2e21fc0b0e34b5752c5a042c.jpg" id="66" name="Picture"/>
                     <pic:cNvPicPr>
                       <a:picLocks noChangeArrowheads="1" noChangeAspect="1"/>
                     </pic:cNvPicPr>
                   </pic:nvPicPr>
                   <pic:blipFill>
-                    <a:blip r:embed="rId60"/>
+                    <a:blip r:embed="rId64"/>
                     <a:stretch>
                       <a:fillRect/>
                     </a:stretch>
@@ -10813,18 +10481,18 @@
           <wp:inline>
             <wp:extent cx="3600000" cy="742645"/>
             <wp:effectExtent b="0" l="0" r="0" t="0"/>
-            <wp:docPr descr="" title="" id="64" name="Picture"/>
+            <wp:docPr descr="" title="" id="68" name="Picture"/>
             <a:graphic>
               <a:graphicData uri="http://schemas.openxmlformats.org/drawingml/2006/picture">
                 <pic:pic>
                   <pic:nvPicPr>
-                    <pic:cNvPr descr="294b463195b8f5da1f3dc016f67789f6f3756b8438ae14938a31fed2b23c09d1.jpg" id="65" name="Picture"/>
+                    <pic:cNvPr descr="294b463195b8f5da1f3dc016f67789f6f3756b8438ae14938a31fed2b23c09d1.jpg" id="69" name="Picture"/>
                     <pic:cNvPicPr>
                       <a:picLocks noChangeArrowheads="1" noChangeAspect="1"/>
                     </pic:cNvPicPr>
                   </pic:nvPicPr>
                   <pic:blipFill>
-                    <a:blip r:embed="rId63"/>
+                    <a:blip r:embed="rId67"/>
                     <a:stretch>
                       <a:fillRect/>
                     </a:stretch>
@@ -10994,6 +10662,104 @@
     </w:p>
     <w:p>
       <w:pPr>
+        <w:pStyle w:val="BodyText"/>
+      </w:pPr>
+      <w:r>
+        <w:rPr>
+          <w:rFonts w:hint="eastAsia" w:ascii="Times New Roman" w:hAnsi="Times New Roman" w:eastAsia="FangSong" w:cs="Times New Roman"/>
+          <w:b/>
+          <w:bCs/>
+        </w:rPr>
+        <w:t xml:space="preserve">参考答案</w:t>
+      </w:r>
+    </w:p>
+    <w:bookmarkEnd w:id="70"/>
+    <w:bookmarkStart w:id="71" w:name="参考答案-9"/>
+    <w:p>
+      <w:pPr>
+        <w:pStyle w:val="Heading2"/>
+        <w:spacing w:before="280" w:after="120"/>
+      </w:pPr>
+      <w:r>
+        <w:rPr>
+          <w:rFonts w:hint="eastAsia" w:ascii="Times New Roman" w:hAnsi="Times New Roman" w:eastAsia="SimHei" w:cs="Times New Roman"/>
+        </w:rPr>
+        <w:t xml:space="preserve">参考答案</w:t>
+      </w:r>
+    </w:p>
+    <w:p>
+      <w:pPr>
+        <w:pStyle w:val="BlockText"/>
+      </w:pPr>
+      <w:r>
+        <w:rPr>
+          <w:rFonts w:hint="eastAsia" w:ascii="Times New Roman" w:hAnsi="Times New Roman" w:eastAsia="FangSong" w:cs="Times New Roman"/>
+        </w:rPr>
+        <w:t xml:space="preserve">答案见</w:t>
+      </w:r>
+      <w:r>
+        <w:rPr>
+          <w:rFonts w:ascii="Times New Roman" w:hAnsi="Times New Roman" w:eastAsia="Times New Roman" w:cs="Times New Roman"/>
+        </w:rPr>
+        <w:t xml:space="preserve"> </w:t>
+      </w:r>
+      <w:r>
+        <w:rPr>
+          <w:rFonts w:hint="eastAsia" w:ascii="Times New Roman" w:hAnsi="Times New Roman" w:eastAsia="FangSong" w:cs="Times New Roman"/>
+        </w:rPr>
+        <w:t>答案</w:t>
+      </w:r>
+      <w:r>
+        <w:rPr>
+          <w:rFonts w:hint="eastAsia" w:ascii="Times New Roman" w:hAnsi="Times New Roman" w:eastAsia="Times New Roman" w:cs="Times New Roman"/>
+        </w:rPr>
+        <w:t>/</w:t>
+      </w:r>
+      <w:r>
+        <w:rPr>
+          <w:rFonts w:hint="eastAsia" w:ascii="Times New Roman" w:hAnsi="Times New Roman" w:eastAsia="FangSong" w:cs="Times New Roman"/>
+        </w:rPr>
+        <w:t>第</w:t>
+      </w:r>
+      <w:r>
+        <w:rPr>
+          <w:rFonts w:hint="eastAsia" w:ascii="Times New Roman" w:hAnsi="Times New Roman" w:eastAsia="Times New Roman" w:cs="Times New Roman"/>
+        </w:rPr>
+        <w:t>11</w:t>
+      </w:r>
+      <w:r>
+        <w:rPr>
+          <w:rFonts w:hint="eastAsia" w:ascii="Times New Roman" w:hAnsi="Times New Roman" w:eastAsia="FangSong" w:cs="Times New Roman"/>
+        </w:rPr>
+        <w:t>讲</w:t>
+      </w:r>
+      <w:r>
+        <w:rPr>
+          <w:rFonts w:hint="eastAsia" w:ascii="Times New Roman" w:hAnsi="Times New Roman" w:eastAsia="Times New Roman" w:cs="Times New Roman"/>
+        </w:rPr>
+        <w:t>-</w:t>
+      </w:r>
+      <w:r>
+        <w:rPr>
+          <w:rFonts w:hint="eastAsia" w:ascii="Times New Roman" w:hAnsi="Times New Roman" w:eastAsia="FangSong" w:cs="Times New Roman"/>
+        </w:rPr>
+        <w:t>人名反应与机理推断</w:t>
+      </w:r>
+      <w:r>
+        <w:rPr>
+          <w:rFonts w:hint="eastAsia" w:ascii="Times New Roman" w:hAnsi="Times New Roman" w:eastAsia="Times New Roman" w:cs="Times New Roman"/>
+        </w:rPr>
+        <w:t>-</w:t>
+      </w:r>
+      <w:r>
+        <w:rPr>
+          <w:rFonts w:hint="eastAsia" w:ascii="Times New Roman" w:hAnsi="Times New Roman" w:eastAsia="FangSong" w:cs="Times New Roman"/>
+        </w:rPr>
+        <w:t>答案</w:t>
+      </w:r>
+    </w:p>
+    <w:p>
+      <w:pPr>
         <w:spacing w:before="160" w:after="80"/>
       </w:pPr>
       <w:r>
@@ -11002,21 +10768,8 @@
         </w:pict>
       </w:r>
     </w:p>
-    <w:p>
-      <w:pPr>
-        <w:pStyle w:val="FirstParagraph"/>
-      </w:pPr>
-      <w:r>
-        <w:rPr>
-          <w:rFonts w:hint="eastAsia" w:ascii="Times New Roman" w:hAnsi="Times New Roman" w:eastAsia="FangSong" w:cs="Times New Roman"/>
-          <w:b/>
-          <w:bCs/>
-        </w:rPr>
-        <w:t xml:space="preserve">参考答案</w:t>
-      </w:r>
-    </w:p>
-    <w:bookmarkEnd w:id="66"/>
-    <w:bookmarkStart w:id="67" w:name="参考答案-9"/>
+    <w:bookmarkEnd w:id="71"/>
+    <w:bookmarkStart w:id="72" w:name="解题思路-8"/>
     <w:p>
       <w:pPr>
         <w:pStyle w:val="Heading2"/>
@@ -11026,78 +10779,18 @@
         <w:rPr>
           <w:rFonts w:hint="eastAsia" w:ascii="Times New Roman" w:hAnsi="Times New Roman" w:eastAsia="SimHei" w:cs="Times New Roman"/>
         </w:rPr>
-        <w:t xml:space="preserve">参考答案</w:t>
-      </w:r>
-    </w:p>
-    <w:p>
-      <w:pPr>
-        <w:pStyle w:val="BlockText"/>
-      </w:pPr>
-      <w:r>
-        <w:rPr>
-          <w:rFonts w:hint="eastAsia" w:ascii="Times New Roman" w:hAnsi="Times New Roman" w:eastAsia="FangSong" w:cs="Times New Roman"/>
-        </w:rPr>
-        <w:t xml:space="preserve">答案见</w:t>
-      </w:r>
-      <w:r>
-        <w:rPr>
-          <w:rFonts w:ascii="Times New Roman" w:hAnsi="Times New Roman" w:eastAsia="Times New Roman" w:cs="Times New Roman"/>
-        </w:rPr>
-        <w:t xml:space="preserve"> </w:t>
-      </w:r>
-      <w:r>
-        <w:rPr>
-          <w:rFonts w:hint="eastAsia" w:ascii="Times New Roman" w:hAnsi="Times New Roman" w:eastAsia="FangSong" w:cs="Times New Roman"/>
-        </w:rPr>
-        <w:t>答案</w:t>
-      </w:r>
-      <w:r>
-        <w:rPr>
-          <w:rFonts w:hint="eastAsia" w:ascii="Times New Roman" w:hAnsi="Times New Roman" w:eastAsia="Times New Roman" w:cs="Times New Roman"/>
-        </w:rPr>
-        <w:t>/</w:t>
-      </w:r>
-      <w:r>
-        <w:rPr>
-          <w:rFonts w:hint="eastAsia" w:ascii="Times New Roman" w:hAnsi="Times New Roman" w:eastAsia="FangSong" w:cs="Times New Roman"/>
-        </w:rPr>
-        <w:t>第</w:t>
-      </w:r>
-      <w:r>
-        <w:rPr>
-          <w:rFonts w:hint="eastAsia" w:ascii="Times New Roman" w:hAnsi="Times New Roman" w:eastAsia="Times New Roman" w:cs="Times New Roman"/>
-        </w:rPr>
-        <w:t>11</w:t>
-      </w:r>
-      <w:r>
-        <w:rPr>
-          <w:rFonts w:hint="eastAsia" w:ascii="Times New Roman" w:hAnsi="Times New Roman" w:eastAsia="FangSong" w:cs="Times New Roman"/>
-        </w:rPr>
-        <w:t>讲</w:t>
-      </w:r>
-      <w:r>
-        <w:rPr>
-          <w:rFonts w:hint="eastAsia" w:ascii="Times New Roman" w:hAnsi="Times New Roman" w:eastAsia="Times New Roman" w:cs="Times New Roman"/>
-        </w:rPr>
-        <w:t>-</w:t>
-      </w:r>
-      <w:r>
-        <w:rPr>
-          <w:rFonts w:hint="eastAsia" w:ascii="Times New Roman" w:hAnsi="Times New Roman" w:eastAsia="FangSong" w:cs="Times New Roman"/>
-        </w:rPr>
-        <w:t>人名反应与机理推断</w:t>
-      </w:r>
-      <w:r>
-        <w:rPr>
-          <w:rFonts w:hint="eastAsia" w:ascii="Times New Roman" w:hAnsi="Times New Roman" w:eastAsia="Times New Roman" w:cs="Times New Roman"/>
-        </w:rPr>
-        <w:t>-</w:t>
-      </w:r>
-      <w:r>
-        <w:rPr>
-          <w:rFonts w:hint="eastAsia" w:ascii="Times New Roman" w:hAnsi="Times New Roman" w:eastAsia="FangSong" w:cs="Times New Roman"/>
-        </w:rPr>
-        <w:t>答案</w:t>
+        <w:t xml:space="preserve">解题思路</w:t>
+      </w:r>
+    </w:p>
+    <w:p>
+      <w:pPr>
+        <w:pStyle w:val="FirstParagraph"/>
+      </w:pPr>
+      <w:r>
+        <w:rPr>
+          <w:rFonts w:hint="eastAsia" w:ascii="Times New Roman" w:hAnsi="Times New Roman" w:eastAsia="FangSong" w:cs="Times New Roman"/>
+        </w:rPr>
+        <w:t xml:space="preserve">详见同目录下答案文件</w:t>
       </w:r>
     </w:p>
     <w:p>
@@ -11110,43 +10803,8 @@
         </w:pict>
       </w:r>
     </w:p>
-    <w:bookmarkEnd w:id="67"/>
-    <w:bookmarkStart w:id="68" w:name="解题思路-8"/>
-    <w:p>
-      <w:pPr>
-        <w:pStyle w:val="Heading2"/>
-        <w:spacing w:before="280" w:after="120"/>
-      </w:pPr>
-      <w:r>
-        <w:rPr>
-          <w:rFonts w:hint="eastAsia" w:ascii="Times New Roman" w:hAnsi="Times New Roman" w:eastAsia="SimHei" w:cs="Times New Roman"/>
-        </w:rPr>
-        <w:t xml:space="preserve">解题思路</w:t>
-      </w:r>
-    </w:p>
-    <w:p>
-      <w:pPr>
-        <w:pStyle w:val="FirstParagraph"/>
-      </w:pPr>
-      <w:r>
-        <w:rPr>
-          <w:rFonts w:hint="eastAsia" w:ascii="Times New Roman" w:hAnsi="Times New Roman" w:eastAsia="FangSong" w:cs="Times New Roman"/>
-        </w:rPr>
-        <w:t xml:space="preserve">详见同目录下答案文件</w:t>
-      </w:r>
-    </w:p>
-    <w:p>
-      <w:pPr>
-        <w:spacing w:before="160" w:after="80"/>
-      </w:pPr>
-      <w:r>
-        <w:pict>
-          <v:rect style="width:0;height:1.5pt" o:hralign="center" o:hrstd="t" o:hr="t"/>
-        </w:pict>
-      </w:r>
-    </w:p>
-    <w:bookmarkEnd w:id="68"/>
-    <w:bookmarkStart w:id="69" w:name="知识点-4"/>
+    <w:bookmarkEnd w:id="72"/>
+    <w:bookmarkStart w:id="73" w:name="知识点-4"/>
     <w:p>
       <w:pPr>
         <w:pStyle w:val="Heading2"/>
@@ -11236,77 +10894,24 @@
     </w:p>
     <w:p>
       <w:pPr>
-        <w:pStyle w:val="FirstParagraph"/>
-      </w:pPr>
-      <w:r>
-        <w:rPr>
-          <w:rFonts w:ascii="Times New Roman" w:hAnsi="Times New Roman" w:eastAsia="Times New Roman" w:cs="Times New Roman"/>
-        </w:rPr>
-        <w:t xml:space="preserve">used_in:</w:t>
-      </w:r>
-      <w:r>
-        <w:rPr>
-          <w:rFonts w:ascii="Times New Roman" w:hAnsi="Times New Roman" w:eastAsia="Times New Roman" w:cs="Times New Roman"/>
-        </w:rPr>
-        <w:t xml:space="preserve"> </w:t>
-      </w:r>
-      <w:r>
-        <w:rPr>
-          <w:rFonts w:hint="eastAsia" w:ascii="Times New Roman" w:hAnsi="Times New Roman" w:eastAsia="Times New Roman" w:cs="Times New Roman"/>
-        </w:rPr>
-        <w:t>“</w:t>
-      </w:r>
-      <w:r>
-        <w:rPr>
-          <w:rFonts w:hint="eastAsia" w:ascii="Times New Roman" w:hAnsi="Times New Roman" w:eastAsia="FangSong" w:cs="Times New Roman"/>
-        </w:rPr>
-        <w:t>第二轮习题集</w:t>
-      </w:r>
-      <w:r>
-        <w:rPr>
-          <w:rFonts w:hint="eastAsia" w:ascii="Times New Roman" w:hAnsi="Times New Roman" w:eastAsia="Times New Roman" w:cs="Times New Roman"/>
-        </w:rPr>
-        <w:t>-</w:t>
-      </w:r>
-      <w:r>
-        <w:rPr>
-          <w:rFonts w:hint="eastAsia" w:ascii="Times New Roman" w:hAnsi="Times New Roman" w:eastAsia="FangSong" w:cs="Times New Roman"/>
-        </w:rPr>
-        <w:t>有机化学二</w:t>
-      </w:r>
-      <w:r>
-        <w:rPr>
-          <w:rFonts w:hint="eastAsia" w:ascii="Times New Roman" w:hAnsi="Times New Roman" w:eastAsia="Times New Roman" w:cs="Times New Roman"/>
-        </w:rPr>
-        <w:t>”</w:t>
-      </w:r>
-      <w:r>
-        <w:rPr>
-          <w:rFonts w:ascii="Times New Roman" w:hAnsi="Times New Roman" w:eastAsia="Times New Roman" w:cs="Times New Roman"/>
-        </w:rPr>
-        <w:t xml:space="preserve"> </w:t>
-      </w:r>
-      <w:r>
-        <w:rPr>
-          <w:rFonts w:ascii="Times New Roman" w:hAnsi="Times New Roman" w:eastAsia="Times New Roman" w:cs="Times New Roman"/>
-        </w:rPr>
-        <w:t xml:space="preserve">___</w:t>
-      </w:r>
-      <w:r>
-        <w:rPr>
-          <w:rFonts w:ascii="Times New Roman" w:hAnsi="Times New Roman" w:eastAsia="Times New Roman" w:cs="Times New Roman"/>
-        </w:rPr>
-        <w:t xml:space="preserve"> </w:t>
-      </w:r>
-      <w:r>
-        <w:rPr>
-          <w:rFonts w:ascii="Times New Roman" w:hAnsi="Times New Roman" w:eastAsia="Times New Roman" w:cs="Times New Roman"/>
-        </w:rPr>
-        <w:t xml:space="preserve">## </w:t>
-      </w:r>
-      <w:r>
-        <w:rPr>
-          <w:rFonts w:hint="eastAsia" w:ascii="Times New Roman" w:hAnsi="Times New Roman" w:eastAsia="FangSong" w:cs="Times New Roman"/>
+        <w:spacing w:before="160" w:after="80"/>
+      </w:pPr>
+      <w:r>
+        <w:pict>
+          <v:rect style="width:0;height:1.5pt" o:hralign="center" o:hrstd="t" o:hr="t"/>
+        </w:pict>
+      </w:r>
+    </w:p>
+    <w:bookmarkEnd w:id="73"/>
+    <w:bookmarkStart w:id="74" w:name="相关题目-4"/>
+    <w:p>
+      <w:pPr>
+        <w:pStyle w:val="Heading2"/>
+        <w:spacing w:before="280" w:after="120"/>
+      </w:pPr>
+      <w:r>
+        <w:rPr>
+          <w:rFonts w:hint="eastAsia" w:ascii="Times New Roman" w:hAnsi="Times New Roman" w:eastAsia="SimHei" w:cs="Times New Roman"/>
         </w:rPr>
         <w:t xml:space="preserve">相关题目</w:t>
       </w:r>
@@ -11368,8 +10973,8 @@
         <w:t>1.2</w:t>
       </w:r>
     </w:p>
-    <w:bookmarkEnd w:id="69"/>
-    <w:bookmarkStart w:id="73" w:name="第-11-题"/>
+    <w:bookmarkEnd w:id="74"/>
+    <w:bookmarkStart w:id="78" w:name="第-11-题"/>
     <w:p>
       <w:pPr>
         <w:pStyle w:val="Heading2"/>
@@ -11442,18 +11047,18 @@
           <wp:inline>
             <wp:extent cx="3600000" cy="1040487"/>
             <wp:effectExtent b="0" l="0" r="0" t="0"/>
-            <wp:docPr descr="" title="" id="71" name="Picture"/>
+            <wp:docPr descr="" title="" id="76" name="Picture"/>
             <a:graphic>
               <a:graphicData uri="http://schemas.openxmlformats.org/drawingml/2006/picture">
                 <pic:pic>
                   <pic:nvPicPr>
-                    <pic:cNvPr descr="761f29022a584420b3d84783191c29b0e2672ce65c382d0389ec3a779b6bd111.jpg" id="72" name="Picture"/>
+                    <pic:cNvPr descr="761f29022a584420b3d84783191c29b0e2672ce65c382d0389ec3a779b6bd111.jpg" id="77" name="Picture"/>
                     <pic:cNvPicPr>
                       <a:picLocks noChangeArrowheads="1" noChangeAspect="1"/>
                     </pic:cNvPicPr>
                   </pic:nvPicPr>
                   <pic:blipFill>
-                    <a:blip r:embed="rId70"/>
+                    <a:blip r:embed="rId75"/>
                     <a:stretch>
                       <a:fillRect/>
                     </a:stretch>
@@ -11493,8 +11098,8 @@
         <w:t xml:space="preserve">参考答案</w:t>
       </w:r>
     </w:p>
-    <w:bookmarkEnd w:id="73"/>
-    <w:bookmarkStart w:id="74" w:name="参考答案-10"/>
+    <w:bookmarkEnd w:id="78"/>
+    <w:bookmarkStart w:id="79" w:name="参考答案-10"/>
     <w:p>
       <w:pPr>
         <w:pStyle w:val="Heading2"/>
@@ -11771,8 +11376,8 @@
         <w:t>完美匹配本题需求</w:t>
       </w:r>
     </w:p>
-    <w:bookmarkEnd w:id="74"/>
-    <w:bookmarkStart w:id="75" w:name="知识点映射-2"/>
+    <w:bookmarkEnd w:id="79"/>
+    <w:bookmarkStart w:id="80" w:name="知识点映射-2"/>
     <w:p>
       <w:pPr>
         <w:pStyle w:val="Heading2"/>
@@ -12084,8 +11689,8 @@
         </w:tc>
       </w:tr>
     </w:tbl>
-    <w:bookmarkEnd w:id="75"/>
-    <w:bookmarkStart w:id="76" w:name="解题思路-9"/>
+    <w:bookmarkEnd w:id="80"/>
+    <w:bookmarkStart w:id="81" w:name="解题思路-9"/>
     <w:p>
       <w:pPr>
         <w:pStyle w:val="Heading2"/>
@@ -12289,8 +11894,8 @@
         <w:t>产物结构是否正确</w:t>
       </w:r>
     </w:p>
-    <w:bookmarkEnd w:id="76"/>
-    <w:bookmarkStart w:id="77" w:name="易错分析-2"/>
+    <w:bookmarkEnd w:id="81"/>
+    <w:bookmarkStart w:id="82" w:name="易错分析-2"/>
     <w:p>
       <w:pPr>
         <w:pStyle w:val="Heading2"/>
@@ -12658,8 +12263,8 @@
         </w:tc>
       </w:tr>
     </w:tbl>
-    <w:bookmarkEnd w:id="77"/>
-    <w:bookmarkStart w:id="78" w:name="第-12-题"/>
+    <w:bookmarkEnd w:id="82"/>
+    <w:bookmarkStart w:id="83" w:name="第-12-题"/>
     <w:p>
       <w:pPr>
         <w:pStyle w:val="Heading2"/>
@@ -12919,8 +12524,8 @@
         <w:t xml:space="preserve">参考答案</w:t>
       </w:r>
     </w:p>
-    <w:bookmarkEnd w:id="78"/>
-    <w:bookmarkStart w:id="79" w:name="参考答案-11"/>
+    <w:bookmarkEnd w:id="83"/>
+    <w:bookmarkStart w:id="84" w:name="参考答案-11"/>
     <w:p>
       <w:pPr>
         <w:pStyle w:val="Heading2"/>
@@ -13087,8 +12692,8 @@
         <w:t>答案</w:t>
       </w:r>
     </w:p>
-    <w:bookmarkEnd w:id="79"/>
-    <w:bookmarkStart w:id="80" w:name="第-13-题"/>
+    <w:bookmarkEnd w:id="84"/>
+    <w:bookmarkStart w:id="85" w:name="第-13-题"/>
     <w:p>
       <w:pPr>
         <w:pStyle w:val="Heading2"/>
@@ -14101,8 +13706,8 @@
         <w:t xml:space="preserve">参考答案</w:t>
       </w:r>
     </w:p>
-    <w:bookmarkEnd w:id="80"/>
-    <w:bookmarkStart w:id="81" w:name="参考答案-12"/>
+    <w:bookmarkEnd w:id="85"/>
+    <w:bookmarkStart w:id="86" w:name="参考答案-12"/>
     <w:p>
       <w:pPr>
         <w:pStyle w:val="Heading2"/>
@@ -14476,8 +14081,8 @@
         <w:t>答案</w:t>
       </w:r>
     </w:p>
-    <w:bookmarkEnd w:id="81"/>
-    <w:bookmarkStart w:id="82" w:name="第-14-题"/>
+    <w:bookmarkEnd w:id="86"/>
+    <w:bookmarkStart w:id="87" w:name="第-14-题"/>
     <w:p>
       <w:pPr>
         <w:pStyle w:val="Heading2"/>
@@ -15045,8 +14650,8 @@
         <w:t xml:space="preserve">参考答案</w:t>
       </w:r>
     </w:p>
-    <w:bookmarkEnd w:id="82"/>
-    <w:bookmarkStart w:id="83" w:name="参考答案-13"/>
+    <w:bookmarkEnd w:id="87"/>
+    <w:bookmarkStart w:id="88" w:name="参考答案-13"/>
     <w:p>
       <w:pPr>
         <w:pStyle w:val="Heading2"/>
@@ -15059,8 +14664,8 @@
         <w:t xml:space="preserve">参考答案</w:t>
       </w:r>
     </w:p>
-    <w:bookmarkEnd w:id="83"/>
-    <w:bookmarkStart w:id="87" w:name="第-15-题"/>
+    <w:bookmarkEnd w:id="88"/>
+    <w:bookmarkStart w:id="92" w:name="第-15-题"/>
     <w:p>
       <w:pPr>
         <w:pStyle w:val="Heading2"/>
@@ -15765,18 +15370,18 @@
           <wp:inline>
             <wp:extent cx="3600000" cy="2248343"/>
             <wp:effectExtent b="0" l="0" r="0" t="0"/>
-            <wp:docPr descr="" title="" id="85" name="Picture"/>
+            <wp:docPr descr="" title="" id="90" name="Picture"/>
             <a:graphic>
               <a:graphicData uri="http://schemas.openxmlformats.org/drawingml/2006/picture">
                 <pic:pic>
                   <pic:nvPicPr>
-                    <pic:cNvPr descr="d65c41824a7be696188c956d8891a3447ee2ebba964bc30fccbf7c8c9b256924.jpg" id="86" name="Picture"/>
+                    <pic:cNvPr descr="d65c41824a7be696188c956d8891a3447ee2ebba964bc30fccbf7c8c9b256924.jpg" id="91" name="Picture"/>
                     <pic:cNvPicPr>
                       <a:picLocks noChangeArrowheads="1" noChangeAspect="1"/>
                     </pic:cNvPicPr>
                   </pic:nvPicPr>
                   <pic:blipFill>
-                    <a:blip r:embed="rId84"/>
+                    <a:blip r:embed="rId89"/>
                     <a:stretch>
                       <a:fillRect/>
                     </a:stretch>
@@ -16566,8 +16171,8 @@
         <w:t xml:space="preserve">参考答案</w:t>
       </w:r>
     </w:p>
-    <w:bookmarkEnd w:id="87"/>
-    <w:bookmarkStart w:id="88" w:name="参考答案-14"/>
+    <w:bookmarkEnd w:id="92"/>
+    <w:bookmarkStart w:id="93" w:name="参考答案-14"/>
     <w:p>
       <w:pPr>
         <w:pStyle w:val="Heading2"/>
@@ -16797,8 +16402,8 @@
         <w:t>答案</w:t>
       </w:r>
     </w:p>
-    <w:bookmarkEnd w:id="88"/>
-    <w:bookmarkStart w:id="89" w:name="第-16-题"/>
+    <w:bookmarkEnd w:id="93"/>
+    <w:bookmarkStart w:id="94" w:name="第-16-题"/>
     <w:p>
       <w:pPr>
         <w:pStyle w:val="Heading2"/>
@@ -17097,8 +16702,8 @@
         <w:t xml:space="preserve">参考答案</w:t>
       </w:r>
     </w:p>
-    <w:bookmarkEnd w:id="89"/>
-    <w:bookmarkStart w:id="90" w:name="参考答案-15"/>
+    <w:bookmarkEnd w:id="94"/>
+    <w:bookmarkStart w:id="95" w:name="参考答案-15"/>
     <w:p>
       <w:pPr>
         <w:pStyle w:val="Heading2"/>
@@ -17111,8 +16716,8 @@
         <w:t xml:space="preserve">参考答案</w:t>
       </w:r>
     </w:p>
-    <w:bookmarkEnd w:id="90"/>
-    <w:bookmarkStart w:id="91" w:name="第-17-题"/>
+    <w:bookmarkEnd w:id="95"/>
+    <w:bookmarkStart w:id="96" w:name="第-17-题"/>
     <w:p>
       <w:pPr>
         <w:pStyle w:val="Heading2"/>
@@ -17198,6 +16803,44 @@
           <w:rFonts w:ascii="Times New Roman" w:hAnsi="Times New Roman" w:eastAsia="Times New Roman" w:cs="Times New Roman"/>
         </w:rPr>
         <w:t xml:space="preserve">(Chemistry Letters 14, No. 10 (1985): 1531–1534)</w:t>
+      </w:r>
+    </w:p>
+    <w:p>
+      <w:pPr>
+        <w:pStyle w:val="BodyText"/>
+      </w:pPr>
+      <w:r>
+        <w:rPr>
+          <w:rFonts w:hint="eastAsia" w:ascii="Times New Roman" w:hAnsi="Times New Roman" w:eastAsia="FangSong" w:cs="Times New Roman"/>
+          <w:b/>
+          <w:bCs/>
+        </w:rPr>
+        <w:t xml:space="preserve">参考答案</w:t>
+      </w:r>
+    </w:p>
+    <w:bookmarkEnd w:id="96"/>
+    <w:bookmarkStart w:id="97" w:name="参考答案-16"/>
+    <w:p>
+      <w:pPr>
+        <w:pStyle w:val="Heading2"/>
+        <w:spacing w:before="280" w:after="120"/>
+      </w:pPr>
+      <w:r>
+        <w:rPr>
+          <w:rFonts w:hint="eastAsia" w:ascii="Times New Roman" w:hAnsi="Times New Roman" w:eastAsia="SimHei" w:cs="Times New Roman"/>
+        </w:rPr>
+        <w:t xml:space="preserve">参考答案</w:t>
+      </w:r>
+    </w:p>
+    <w:p>
+      <w:pPr>
+        <w:pStyle w:val="FirstParagraph"/>
+      </w:pPr>
+      <w:r>
+        <w:rPr>
+          <w:rFonts w:hint="eastAsia" w:ascii="Times New Roman" w:hAnsi="Times New Roman" w:eastAsia="FangSong" w:cs="Times New Roman"/>
+        </w:rPr>
+        <w:t xml:space="preserve">答案待补充</w:t>
       </w:r>
     </w:p>
     <w:p>
@@ -17210,21 +16853,8 @@
         </w:pict>
       </w:r>
     </w:p>
-    <w:p>
-      <w:pPr>
-        <w:pStyle w:val="FirstParagraph"/>
-      </w:pPr>
-      <w:r>
-        <w:rPr>
-          <w:rFonts w:hint="eastAsia" w:ascii="Times New Roman" w:hAnsi="Times New Roman" w:eastAsia="FangSong" w:cs="Times New Roman"/>
-          <w:b/>
-          <w:bCs/>
-        </w:rPr>
-        <w:t xml:space="preserve">参考答案</w:t>
-      </w:r>
-    </w:p>
-    <w:bookmarkEnd w:id="91"/>
-    <w:bookmarkStart w:id="92" w:name="参考答案-16"/>
+    <w:bookmarkEnd w:id="97"/>
+    <w:bookmarkStart w:id="98" w:name="解题思路-10"/>
     <w:p>
       <w:pPr>
         <w:pStyle w:val="Heading2"/>
@@ -17234,7 +16864,7 @@
         <w:rPr>
           <w:rFonts w:hint="eastAsia" w:ascii="Times New Roman" w:hAnsi="Times New Roman" w:eastAsia="SimHei" w:cs="Times New Roman"/>
         </w:rPr>
-        <w:t xml:space="preserve">参考答案</w:t>
+        <w:t xml:space="preserve">解题思路</w:t>
       </w:r>
     </w:p>
     <w:p>
@@ -17245,7 +16875,7 @@
         <w:rPr>
           <w:rFonts w:hint="eastAsia" w:ascii="Times New Roman" w:hAnsi="Times New Roman" w:eastAsia="FangSong" w:cs="Times New Roman"/>
         </w:rPr>
-        <w:t xml:space="preserve">答案待补充</w:t>
+        <w:t xml:space="preserve">详见同目录下答案文件</w:t>
       </w:r>
     </w:p>
     <w:p>
@@ -17258,43 +16888,8 @@
         </w:pict>
       </w:r>
     </w:p>
-    <w:bookmarkEnd w:id="92"/>
-    <w:bookmarkStart w:id="93" w:name="解题思路-10"/>
-    <w:p>
-      <w:pPr>
-        <w:pStyle w:val="Heading2"/>
-        <w:spacing w:before="280" w:after="120"/>
-      </w:pPr>
-      <w:r>
-        <w:rPr>
-          <w:rFonts w:hint="eastAsia" w:ascii="Times New Roman" w:hAnsi="Times New Roman" w:eastAsia="SimHei" w:cs="Times New Roman"/>
-        </w:rPr>
-        <w:t xml:space="preserve">解题思路</w:t>
-      </w:r>
-    </w:p>
-    <w:p>
-      <w:pPr>
-        <w:pStyle w:val="FirstParagraph"/>
-      </w:pPr>
-      <w:r>
-        <w:rPr>
-          <w:rFonts w:hint="eastAsia" w:ascii="Times New Roman" w:hAnsi="Times New Roman" w:eastAsia="FangSong" w:cs="Times New Roman"/>
-        </w:rPr>
-        <w:t xml:space="preserve">详见同目录下答案文件</w:t>
-      </w:r>
-    </w:p>
-    <w:p>
-      <w:pPr>
-        <w:spacing w:before="160" w:after="80"/>
-      </w:pPr>
-      <w:r>
-        <w:pict>
-          <v:rect style="width:0;height:1.5pt" o:hralign="center" o:hrstd="t" o:hr="t"/>
-        </w:pict>
-      </w:r>
-    </w:p>
-    <w:bookmarkEnd w:id="93"/>
-    <w:bookmarkStart w:id="94" w:name="知识点-5"/>
+    <w:bookmarkEnd w:id="98"/>
+    <w:bookmarkStart w:id="99" w:name="知识点-5"/>
     <w:p>
       <w:pPr>
         <w:pStyle w:val="Heading2"/>
@@ -17339,77 +16934,24 @@
     </w:p>
     <w:p>
       <w:pPr>
-        <w:pStyle w:val="FirstParagraph"/>
-      </w:pPr>
-      <w:r>
-        <w:rPr>
-          <w:rFonts w:ascii="Times New Roman" w:hAnsi="Times New Roman" w:eastAsia="Times New Roman" w:cs="Times New Roman"/>
-        </w:rPr>
-        <w:t xml:space="preserve">used_in:</w:t>
-      </w:r>
-      <w:r>
-        <w:rPr>
-          <w:rFonts w:ascii="Times New Roman" w:hAnsi="Times New Roman" w:eastAsia="Times New Roman" w:cs="Times New Roman"/>
-        </w:rPr>
-        <w:t xml:space="preserve"> </w:t>
-      </w:r>
-      <w:r>
-        <w:rPr>
-          <w:rFonts w:hint="eastAsia" w:ascii="Times New Roman" w:hAnsi="Times New Roman" w:eastAsia="Times New Roman" w:cs="Times New Roman"/>
-        </w:rPr>
-        <w:t>“</w:t>
-      </w:r>
-      <w:r>
-        <w:rPr>
-          <w:rFonts w:hint="eastAsia" w:ascii="Times New Roman" w:hAnsi="Times New Roman" w:eastAsia="FangSong" w:cs="Times New Roman"/>
-        </w:rPr>
-        <w:t>第二轮习题集</w:t>
-      </w:r>
-      <w:r>
-        <w:rPr>
-          <w:rFonts w:hint="eastAsia" w:ascii="Times New Roman" w:hAnsi="Times New Roman" w:eastAsia="Times New Roman" w:cs="Times New Roman"/>
-        </w:rPr>
-        <w:t>-</w:t>
-      </w:r>
-      <w:r>
-        <w:rPr>
-          <w:rFonts w:hint="eastAsia" w:ascii="Times New Roman" w:hAnsi="Times New Roman" w:eastAsia="FangSong" w:cs="Times New Roman"/>
-        </w:rPr>
-        <w:t>有机化学二</w:t>
-      </w:r>
-      <w:r>
-        <w:rPr>
-          <w:rFonts w:hint="eastAsia" w:ascii="Times New Roman" w:hAnsi="Times New Roman" w:eastAsia="Times New Roman" w:cs="Times New Roman"/>
-        </w:rPr>
-        <w:t>”</w:t>
-      </w:r>
-      <w:r>
-        <w:rPr>
-          <w:rFonts w:ascii="Times New Roman" w:hAnsi="Times New Roman" w:eastAsia="Times New Roman" w:cs="Times New Roman"/>
-        </w:rPr>
-        <w:t xml:space="preserve"> </w:t>
-      </w:r>
-      <w:r>
-        <w:rPr>
-          <w:rFonts w:ascii="Times New Roman" w:hAnsi="Times New Roman" w:eastAsia="Times New Roman" w:cs="Times New Roman"/>
-        </w:rPr>
-        <w:t xml:space="preserve">___</w:t>
-      </w:r>
-      <w:r>
-        <w:rPr>
-          <w:rFonts w:ascii="Times New Roman" w:hAnsi="Times New Roman" w:eastAsia="Times New Roman" w:cs="Times New Roman"/>
-        </w:rPr>
-        <w:t xml:space="preserve"> </w:t>
-      </w:r>
-      <w:r>
-        <w:rPr>
-          <w:rFonts w:ascii="Times New Roman" w:hAnsi="Times New Roman" w:eastAsia="Times New Roman" w:cs="Times New Roman"/>
-        </w:rPr>
-        <w:t xml:space="preserve">## </w:t>
-      </w:r>
-      <w:r>
-        <w:rPr>
-          <w:rFonts w:hint="eastAsia" w:ascii="Times New Roman" w:hAnsi="Times New Roman" w:eastAsia="FangSong" w:cs="Times New Roman"/>
+        <w:spacing w:before="160" w:after="80"/>
+      </w:pPr>
+      <w:r>
+        <w:pict>
+          <v:rect style="width:0;height:1.5pt" o:hralign="center" o:hrstd="t" o:hr="t"/>
+        </w:pict>
+      </w:r>
+    </w:p>
+    <w:bookmarkEnd w:id="99"/>
+    <w:bookmarkStart w:id="100" w:name="相关题目-5"/>
+    <w:p>
+      <w:pPr>
+        <w:pStyle w:val="Heading2"/>
+        <w:spacing w:before="280" w:after="120"/>
+      </w:pPr>
+      <w:r>
+        <w:rPr>
+          <w:rFonts w:hint="eastAsia" w:ascii="Times New Roman" w:hAnsi="Times New Roman" w:eastAsia="SimHei" w:cs="Times New Roman"/>
         </w:rPr>
         <w:t xml:space="preserve">相关题目</w:t>
       </w:r>
@@ -17584,8 +17126,8 @@
         <w:t>答案</w:t>
       </w:r>
     </w:p>
-    <w:bookmarkEnd w:id="94"/>
-    <w:bookmarkStart w:id="95" w:name="第-18-题"/>
+    <w:bookmarkEnd w:id="100"/>
+    <w:bookmarkStart w:id="101" w:name="第-18-题"/>
     <w:p>
       <w:pPr>
         <w:pStyle w:val="Heading2"/>
@@ -18050,8 +17592,8 @@
         <w:t xml:space="preserve">参考答案</w:t>
       </w:r>
     </w:p>
-    <w:bookmarkEnd w:id="95"/>
-    <w:bookmarkStart w:id="96" w:name="参考答案-17"/>
+    <w:bookmarkEnd w:id="101"/>
+    <w:bookmarkStart w:id="102" w:name="参考答案-17"/>
     <w:p>
       <w:pPr>
         <w:pStyle w:val="Heading2"/>
@@ -18263,8 +17805,8 @@
         <w:t>答案</w:t>
       </w:r>
     </w:p>
-    <w:bookmarkEnd w:id="96"/>
-    <w:bookmarkStart w:id="100" w:name="第-19-题"/>
+    <w:bookmarkEnd w:id="102"/>
+    <w:bookmarkStart w:id="106" w:name="第-19-题"/>
     <w:p>
       <w:pPr>
         <w:pStyle w:val="Heading2"/>
@@ -18785,18 +18327,18 @@
           <wp:inline>
             <wp:extent cx="3600000" cy="1036748"/>
             <wp:effectExtent b="0" l="0" r="0" t="0"/>
-            <wp:docPr descr="" title="" id="98" name="Picture"/>
+            <wp:docPr descr="" title="" id="104" name="Picture"/>
             <a:graphic>
               <a:graphicData uri="http://schemas.openxmlformats.org/drawingml/2006/picture">
                 <pic:pic>
                   <pic:nvPicPr>
-                    <pic:cNvPr descr="c0ea786758ee658a0f9faad907bf3e537af97942dad3f53fa6b825977af44bd6.jpg" id="99" name="Picture"/>
+                    <pic:cNvPr descr="c0ea786758ee658a0f9faad907bf3e537af97942dad3f53fa6b825977af44bd6.jpg" id="105" name="Picture"/>
                     <pic:cNvPicPr>
                       <a:picLocks noChangeArrowheads="1" noChangeAspect="1"/>
                     </pic:cNvPicPr>
                   </pic:nvPicPr>
                   <pic:blipFill>
-                    <a:blip r:embed="rId97"/>
+                    <a:blip r:embed="rId103"/>
                     <a:stretch>
                       <a:fillRect/>
                     </a:stretch>
@@ -19062,8 +18604,8 @@
         <w:t>）</w:t>
       </w:r>
     </w:p>
-    <w:bookmarkEnd w:id="100"/>
-    <w:bookmarkStart w:id="104" w:name="第-20-题"/>
+    <w:bookmarkEnd w:id="106"/>
+    <w:bookmarkStart w:id="110" w:name="第-20-题"/>
     <w:p>
       <w:pPr>
         <w:pStyle w:val="Heading2"/>
@@ -19136,18 +18678,18 @@
           <wp:inline>
             <wp:extent cx="3600000" cy="850549"/>
             <wp:effectExtent b="0" l="0" r="0" t="0"/>
-            <wp:docPr descr="" title="" id="102" name="Picture"/>
+            <wp:docPr descr="" title="" id="108" name="Picture"/>
             <a:graphic>
               <a:graphicData uri="http://schemas.openxmlformats.org/drawingml/2006/picture">
                 <pic:pic>
                   <pic:nvPicPr>
-                    <pic:cNvPr descr="66edbd68fbc666c53341167b9660143a81c5909fb04cd8cc72fdb7ce89581086.jpg" id="103" name="Picture"/>
+                    <pic:cNvPr descr="66edbd68fbc666c53341167b9660143a81c5909fb04cd8cc72fdb7ce89581086.jpg" id="109" name="Picture"/>
                     <pic:cNvPicPr>
                       <a:picLocks noChangeArrowheads="1" noChangeAspect="1"/>
                     </pic:cNvPicPr>
                   </pic:nvPicPr>
                   <pic:blipFill>
-                    <a:blip r:embed="rId101"/>
+                    <a:blip r:embed="rId107"/>
                     <a:stretch>
                       <a:fillRect/>
                     </a:stretch>
@@ -19212,8 +18754,8 @@
         <w:t xml:space="preserve">参考答案</w:t>
       </w:r>
     </w:p>
-    <w:bookmarkEnd w:id="104"/>
-    <w:bookmarkStart w:id="105" w:name="参考答案-18"/>
+    <w:bookmarkEnd w:id="110"/>
+    <w:bookmarkStart w:id="111" w:name="参考答案-18"/>
     <w:p>
       <w:pPr>
         <w:pStyle w:val="Heading2"/>
@@ -20049,8 +19591,8 @@
         <w:t>策略</w:t>
       </w:r>
     </w:p>
-    <w:bookmarkEnd w:id="105"/>
-    <w:bookmarkStart w:id="106" w:name="知识点映射-3"/>
+    <w:bookmarkEnd w:id="111"/>
+    <w:bookmarkStart w:id="112" w:name="知识点映射-3"/>
     <w:p>
       <w:pPr>
         <w:pStyle w:val="Heading2"/>
@@ -20314,8 +19856,8 @@
         </w:tc>
       </w:tr>
     </w:tbl>
-    <w:bookmarkEnd w:id="106"/>
-    <w:bookmarkStart w:id="107" w:name="解题思路-11"/>
+    <w:bookmarkEnd w:id="112"/>
+    <w:bookmarkStart w:id="113" w:name="解题思路-11"/>
     <w:p>
       <w:pPr>
         <w:pStyle w:val="Heading2"/>
@@ -20615,8 +20157,8 @@
         <w:t>原子和原来的羰基碳</w:t>
       </w:r>
     </w:p>
-    <w:bookmarkEnd w:id="107"/>
-    <w:bookmarkStart w:id="108" w:name="易错分析-3"/>
+    <w:bookmarkEnd w:id="113"/>
+    <w:bookmarkStart w:id="114" w:name="易错分析-3"/>
     <w:p>
       <w:pPr>
         <w:pStyle w:val="Heading2"/>
@@ -21242,8 +20784,8 @@
         <w:t>。</w:t>
       </w:r>
     </w:p>
-    <w:bookmarkEnd w:id="108"/>
-    <w:bookmarkEnd w:id="109"/>
+    <w:bookmarkEnd w:id="114"/>
+    <w:bookmarkEnd w:id="115"/>
     <w:sectPr>
       <w:footerReference w:type="default" r:id="rId9"/>
       <w:footnotePr>

--- a/00-首页/题组Word/第二轮习题集/第二轮习题集-有机化学二-教师版.docx
+++ b/00-首页/题组Word/第二轮习题集/第二轮习题集-有机化学二-教师版.docx
@@ -5683,7 +5683,7 @@
         </w:rPr>
         <w:drawing>
           <wp:inline>
-            <wp:extent cx="3600000" cy="948292"/>
+            <wp:extent cx="3600000" cy="943974"/>
             <wp:effectExtent b="0" l="0" r="0" t="0"/>
             <wp:docPr descr="" title="" id="34" name="Picture"/>
             <a:graphic>
@@ -5704,7 +5704,7 @@
                   <pic:spPr bwMode="auto">
                     <a:xfrm>
                       <a:off x="0" y="0"/>
-                      <a:ext cx="3600000" cy="948292"/>
+                      <a:ext cx="3600000" cy="943974"/>
                     </a:xfrm>
                     <a:prstGeom prst="rect">
                       <a:avLst/>
@@ -7773,7 +7773,7 @@
         </w:rPr>
         <w:drawing>
           <wp:inline>
-            <wp:extent cx="3600000" cy="1670689"/>
+            <wp:extent cx="3600000" cy="1659499"/>
             <wp:effectExtent b="0" l="0" r="0" t="0"/>
             <wp:docPr descr="" title="" id="47" name="Picture"/>
             <a:graphic>
@@ -7794,7 +7794,7 @@
                   <pic:spPr bwMode="auto">
                     <a:xfrm>
                       <a:off x="0" y="0"/>
-                      <a:ext cx="3600000" cy="1670689"/>
+                      <a:ext cx="3600000" cy="1659499"/>
                     </a:xfrm>
                     <a:prstGeom prst="rect">
                       <a:avLst/>
@@ -11045,7 +11045,7 @@
         </w:rPr>
         <w:drawing>
           <wp:inline>
-            <wp:extent cx="3600000" cy="1040487"/>
+            <wp:extent cx="3599997" cy="1040487"/>
             <wp:effectExtent b="0" l="0" r="0" t="0"/>
             <wp:docPr descr="" title="" id="76" name="Picture"/>
             <a:graphic>
@@ -11066,7 +11066,7 @@
                   <pic:spPr bwMode="auto">
                     <a:xfrm>
                       <a:off x="0" y="0"/>
-                      <a:ext cx="3600000" cy="1040487"/>
+                      <a:ext cx="3599997" cy="1040487"/>
                     </a:xfrm>
                     <a:prstGeom prst="rect">
                       <a:avLst/>
@@ -15456,10 +15456,6 @@
     <w:p>
       <w:pPr>
         <w:pStyle w:val="Compact"/>
-        <w:numPr>
-          <w:ilvl w:val="0"/>
-          <w:numId w:val="1017"/>
-        </w:numPr>
       </w:pPr>
       <w:r>
         <w:rPr>
@@ -16545,6 +16541,8 @@
     <w:p>
       <w:pPr>
         <w:pStyle w:val="BodyText"/>
+        <w:ind w:left="480" w:hanging="480"/>
+        <w:spacing w:after="0"/>
       </w:pPr>
       <w:r>
         <w:rPr>
@@ -16634,7 +16632,20 @@
         <w:rPr>
           <w:rFonts w:ascii="Times New Roman" w:hAnsi="Times New Roman" w:eastAsia="Times New Roman" w:cs="Times New Roman"/>
         </w:rPr>
-        <w:t>- A. (CH</w:t>
+        <w:t>- </w:t>
+      </w:r>
+    </w:p>
+    <w:p>
+      <w:pPr>
+        <w:pStyle w:val="BodyText"/>
+        <w:ind w:left="480" w:hanging="480"/>
+        <w:spacing w:before="0" w:after="0"/>
+      </w:pPr>
+      <w:r>
+        <w:rPr>
+          <w:rFonts w:ascii="Times New Roman" w:hAnsi="Times New Roman" w:eastAsia="Times New Roman" w:cs="Times New Roman"/>
+        </w:rPr>
+        <w:t>A. (CH</w:t>
       </w:r>
       <w:r>
         <w:rPr>
@@ -16660,7 +16671,20 @@
         <w:rPr>
           <w:rFonts w:ascii="Times New Roman" w:hAnsi="Times New Roman" w:eastAsia="Times New Roman" w:cs="Times New Roman"/>
         </w:rPr>
-        <w:t>O　　B. CH</w:t>
+        <w:t>O　　</w:t>
+      </w:r>
+    </w:p>
+    <w:p>
+      <w:pPr>
+        <w:pStyle w:val="BodyText"/>
+        <w:ind w:left="480" w:hanging="480"/>
+        <w:spacing w:before="0" w:after="0"/>
+      </w:pPr>
+      <w:r>
+        <w:rPr>
+          <w:rFonts w:ascii="Times New Roman" w:hAnsi="Times New Roman" w:eastAsia="Times New Roman" w:cs="Times New Roman"/>
+        </w:rPr>
+        <w:t>B. CH</w:t>
       </w:r>
       <w:r>
         <w:rPr>
@@ -16673,7 +16697,20 @@
         <w:rPr>
           <w:rFonts w:ascii="Times New Roman" w:hAnsi="Times New Roman" w:eastAsia="Times New Roman" w:cs="Times New Roman"/>
         </w:rPr>
-        <w:t>=C=O　　C. CH</w:t>
+        <w:t>=C=O　　</w:t>
+      </w:r>
+    </w:p>
+    <w:p>
+      <w:pPr>
+        <w:pStyle w:val="BodyText"/>
+        <w:ind w:left="480" w:hanging="480"/>
+        <w:spacing w:before="0" w:after="0"/>
+      </w:pPr>
+      <w:r>
+        <w:rPr>
+          <w:rFonts w:ascii="Times New Roman" w:hAnsi="Times New Roman" w:eastAsia="Times New Roman" w:cs="Times New Roman"/>
+        </w:rPr>
+        <w:t>C. CH</w:t>
       </w:r>
       <w:r>
         <w:rPr>
@@ -16686,7 +16723,20 @@
         <w:rPr>
           <w:rFonts w:ascii="Times New Roman" w:hAnsi="Times New Roman" w:eastAsia="Times New Roman" w:cs="Times New Roman"/>
         </w:rPr>
-        <w:t>CHO　　D. HCHO</w:t>
+        <w:t>CHO　　</w:t>
+      </w:r>
+    </w:p>
+    <w:p>
+      <w:pPr>
+        <w:pStyle w:val="BodyText"/>
+        <w:ind w:left="480" w:hanging="480"/>
+        <w:spacing w:before="0" w:after="180"/>
+      </w:pPr>
+      <w:r>
+        <w:rPr>
+          <w:rFonts w:ascii="Times New Roman" w:hAnsi="Times New Roman" w:eastAsia="Times New Roman" w:cs="Times New Roman"/>
+        </w:rPr>
+        <w:t>D. HCHO</w:t>
       </w:r>
     </w:p>
     <w:p>
@@ -18676,7 +18726,7 @@
         </w:rPr>
         <w:drawing>
           <wp:inline>
-            <wp:extent cx="3600000" cy="850549"/>
+            <wp:extent cx="3593405" cy="850549"/>
             <wp:effectExtent b="0" l="0" r="0" t="0"/>
             <wp:docPr descr="" title="" id="108" name="Picture"/>
             <a:graphic>
@@ -18697,7 +18747,7 @@
                   <pic:spPr bwMode="auto">
                     <a:xfrm>
                       <a:off x="0" y="0"/>
-                      <a:ext cx="3600000" cy="850549"/>
+                      <a:ext cx="3593405" cy="850549"/>
                     </a:xfrm>
                     <a:prstGeom prst="rect">
                       <a:avLst/>

--- a/00-首页/题组Word/第二轮习题集/第二轮习题集-有机化学二-教师版.docx
+++ b/00-首页/题组Word/第二轮习题集/第二轮习题集-有机化学二-教师版.docx
@@ -2,7 +2,7 @@
 <file path=word/document.xml><?xml version="1.0" encoding="utf-8"?>
 <w:document xmlns:w="http://schemas.openxmlformats.org/wordprocessingml/2006/main" xmlns:m="http://schemas.openxmlformats.org/officeDocument/2006/math" xmlns:r="http://schemas.openxmlformats.org/officeDocument/2006/relationships" xmlns:o="urn:schemas-microsoft-com:office:office" xmlns:v="urn:schemas-microsoft-com:vml" xmlns:w10="urn:schemas-microsoft-com:office:word" xmlns:a="http://schemas.openxmlformats.org/drawingml/2006/main" xmlns:pic="http://schemas.openxmlformats.org/drawingml/2006/picture" xmlns:wp="http://schemas.openxmlformats.org/drawingml/2006/wordprocessingDrawing">
   <w:body>
-    <w:bookmarkStart w:id="115" w:name="第二轮习题集-有机化学二"/>
+    <w:bookmarkStart w:id="116" w:name="第二轮习题集-有机化学二"/>
     <w:p>
       <w:pPr>
         <w:pStyle w:val="Heading1"/>
@@ -17666,21 +17666,17 @@
         </w:rPr>
         <w:t xml:space="preserve">答案待补充</w:t>
       </w:r>
-      <w:r>
-        <w:rPr>
-          <w:rFonts w:ascii="Times New Roman" w:hAnsi="Times New Roman" w:eastAsia="Times New Roman" w:cs="Times New Roman"/>
-        </w:rPr>
-        <w:t xml:space="preserve"> </w:t>
-      </w:r>
-      <w:r>
-        <w:rPr>
-          <w:rFonts w:ascii="Times New Roman" w:hAnsi="Times New Roman" w:eastAsia="Times New Roman" w:cs="Times New Roman"/>
-        </w:rPr>
-        <w:t xml:space="preserve">## </w:t>
-      </w:r>
-      <w:r>
-        <w:rPr>
-          <w:rFonts w:hint="eastAsia" w:ascii="Times New Roman" w:hAnsi="Times New Roman" w:eastAsia="FangSong" w:cs="Times New Roman"/>
+    </w:p>
+    <w:bookmarkEnd w:id="102"/>
+    <w:bookmarkStart w:id="103" w:name="相关题目-6"/>
+    <w:p>
+      <w:pPr>
+        <w:pStyle w:val="Heading2"/>
+        <w:spacing w:before="280" w:after="120"/>
+      </w:pPr>
+      <w:r>
+        <w:rPr>
+          <w:rFonts w:hint="eastAsia" w:ascii="Times New Roman" w:hAnsi="Times New Roman" w:eastAsia="SimHei" w:cs="Times New Roman"/>
         </w:rPr>
         <w:t xml:space="preserve">相关题目</w:t>
       </w:r>
@@ -17855,8 +17851,8 @@
         <w:t>答案</w:t>
       </w:r>
     </w:p>
-    <w:bookmarkEnd w:id="102"/>
-    <w:bookmarkStart w:id="106" w:name="第-19-题"/>
+    <w:bookmarkEnd w:id="103"/>
+    <w:bookmarkStart w:id="107" w:name="第-19-题"/>
     <w:p>
       <w:pPr>
         <w:pStyle w:val="Heading2"/>
@@ -18377,18 +18373,18 @@
           <wp:inline>
             <wp:extent cx="3600000" cy="1036748"/>
             <wp:effectExtent b="0" l="0" r="0" t="0"/>
-            <wp:docPr descr="" title="" id="104" name="Picture"/>
+            <wp:docPr descr="" title="" id="105" name="Picture"/>
             <a:graphic>
               <a:graphicData uri="http://schemas.openxmlformats.org/drawingml/2006/picture">
                 <pic:pic>
                   <pic:nvPicPr>
-                    <pic:cNvPr descr="c0ea786758ee658a0f9faad907bf3e537af97942dad3f53fa6b825977af44bd6.jpg" id="105" name="Picture"/>
+                    <pic:cNvPr descr="c0ea786758ee658a0f9faad907bf3e537af97942dad3f53fa6b825977af44bd6.jpg" id="106" name="Picture"/>
                     <pic:cNvPicPr>
                       <a:picLocks noChangeArrowheads="1" noChangeAspect="1"/>
                     </pic:cNvPicPr>
                   </pic:nvPicPr>
                   <pic:blipFill>
-                    <a:blip r:embed="rId103"/>
+                    <a:blip r:embed="rId104"/>
                     <a:stretch>
                       <a:fillRect/>
                     </a:stretch>
@@ -18654,8 +18650,8 @@
         <w:t>）</w:t>
       </w:r>
     </w:p>
-    <w:bookmarkEnd w:id="106"/>
-    <w:bookmarkStart w:id="110" w:name="第-20-题"/>
+    <w:bookmarkEnd w:id="107"/>
+    <w:bookmarkStart w:id="111" w:name="第-20-题"/>
     <w:p>
       <w:pPr>
         <w:pStyle w:val="Heading2"/>
@@ -18728,18 +18724,18 @@
           <wp:inline>
             <wp:extent cx="3593405" cy="850549"/>
             <wp:effectExtent b="0" l="0" r="0" t="0"/>
-            <wp:docPr descr="" title="" id="108" name="Picture"/>
+            <wp:docPr descr="" title="" id="109" name="Picture"/>
             <a:graphic>
               <a:graphicData uri="http://schemas.openxmlformats.org/drawingml/2006/picture">
                 <pic:pic>
                   <pic:nvPicPr>
-                    <pic:cNvPr descr="66edbd68fbc666c53341167b9660143a81c5909fb04cd8cc72fdb7ce89581086.jpg" id="109" name="Picture"/>
+                    <pic:cNvPr descr="66edbd68fbc666c53341167b9660143a81c5909fb04cd8cc72fdb7ce89581086.jpg" id="110" name="Picture"/>
                     <pic:cNvPicPr>
                       <a:picLocks noChangeArrowheads="1" noChangeAspect="1"/>
                     </pic:cNvPicPr>
                   </pic:nvPicPr>
                   <pic:blipFill>
-                    <a:blip r:embed="rId107"/>
+                    <a:blip r:embed="rId108"/>
                     <a:stretch>
                       <a:fillRect/>
                     </a:stretch>
@@ -18804,8 +18800,8 @@
         <w:t xml:space="preserve">参考答案</w:t>
       </w:r>
     </w:p>
-    <w:bookmarkEnd w:id="110"/>
-    <w:bookmarkStart w:id="111" w:name="参考答案-18"/>
+    <w:bookmarkEnd w:id="111"/>
+    <w:bookmarkStart w:id="112" w:name="参考答案-18"/>
     <w:p>
       <w:pPr>
         <w:pStyle w:val="Heading2"/>
@@ -19641,8 +19637,8 @@
         <w:t>策略</w:t>
       </w:r>
     </w:p>
-    <w:bookmarkEnd w:id="111"/>
-    <w:bookmarkStart w:id="112" w:name="知识点映射-3"/>
+    <w:bookmarkEnd w:id="112"/>
+    <w:bookmarkStart w:id="113" w:name="知识点映射-3"/>
     <w:p>
       <w:pPr>
         <w:pStyle w:val="Heading2"/>
@@ -19906,8 +19902,8 @@
         </w:tc>
       </w:tr>
     </w:tbl>
-    <w:bookmarkEnd w:id="112"/>
-    <w:bookmarkStart w:id="113" w:name="解题思路-11"/>
+    <w:bookmarkEnd w:id="113"/>
+    <w:bookmarkStart w:id="114" w:name="解题思路-11"/>
     <w:p>
       <w:pPr>
         <w:pStyle w:val="Heading2"/>
@@ -20207,8 +20203,8 @@
         <w:t>原子和原来的羰基碳</w:t>
       </w:r>
     </w:p>
-    <w:bookmarkEnd w:id="113"/>
-    <w:bookmarkStart w:id="114" w:name="易错分析-3"/>
+    <w:bookmarkEnd w:id="114"/>
+    <w:bookmarkStart w:id="115" w:name="易错分析-3"/>
     <w:p>
       <w:pPr>
         <w:pStyle w:val="Heading2"/>
@@ -20834,8 +20830,8 @@
         <w:t>。</w:t>
       </w:r>
     </w:p>
-    <w:bookmarkEnd w:id="114"/>
     <w:bookmarkEnd w:id="115"/>
+    <w:bookmarkEnd w:id="116"/>
     <w:sectPr>
       <w:footerReference w:type="default" r:id="rId9"/>
       <w:footnotePr>

--- a/00-首页/题组Word/第二轮习题集/第二轮习题集-有机化学二-教师版.docx
+++ b/00-首页/题组Word/第二轮习题集/第二轮习题集-有机化学二-教师版.docx
@@ -10535,7 +10535,7 @@
         <m:sSup>
           <m:e>
             <m:r>
-              <m:t>​</m:t>
+              <m:t xml:space="preserve"> </m:t>
             </m:r>
           </m:e>
           <m:sup>

--- a/00-首页/题组Word/第二轮习题集/第二轮习题集-有机化学二-教师版.docx
+++ b/00-首页/题组Word/第二轮习题集/第二轮习题集-有机化学二-教师版.docx
@@ -1546,6 +1546,14 @@
         <w:tblStyle w:val="Table"/>
         <w:tblW w:type="pct" w:w="5000"/>
         <w:tblLayout w:type="fixed"/>
+        <w:tblBorders>
+          <w:top w:val="single" w:sz="12" w:space="0" w:color="000000"/>
+          <w:left w:val="none" w:sz="0" w:space="0" w:color="auto"/>
+          <w:bottom w:val="single" w:sz="12" w:space="0" w:color="000000"/>
+          <w:right w:val="none" w:sz="0" w:space="0" w:color="auto"/>
+          <w:insideH w:val="none" w:sz="0" w:space="0" w:color="auto"/>
+          <w:insideV w:val="none" w:sz="0" w:space="0" w:color="auto"/>
+        </w:tblBorders>
         <w:tblLook w:firstRow="1" w:lastRow="0" w:firstColumn="0" w:lastColumn="0" w:noHBand="0" w:noVBand="0" w:val="0020"/>
       </w:tblPr>
       <w:tblGrid>
@@ -1559,7 +1567,11 @@
           <w:tblHeader w:val="on"/>
         </w:trPr>
         <w:tc>
-          <w:tcPr/>
+          <w:tcPr>
+            <w:tcBorders>
+              <w:bottom w:val="single" w:sz="8" w:space="0" w:color="000000"/>
+            </w:tcBorders>
+          </w:tcPr>
           <w:p>
             <w:pPr>
               <w:pStyle w:val="Compact"/>
@@ -1575,7 +1587,11 @@
           </w:p>
         </w:tc>
         <w:tc>
-          <w:tcPr/>
+          <w:tcPr>
+            <w:tcBorders>
+              <w:bottom w:val="single" w:sz="8" w:space="0" w:color="000000"/>
+            </w:tcBorders>
+          </w:tcPr>
           <w:p>
             <w:pPr>
               <w:pStyle w:val="Compact"/>
@@ -1591,7 +1607,11 @@
           </w:p>
         </w:tc>
         <w:tc>
-          <w:tcPr/>
+          <w:tcPr>
+            <w:tcBorders>
+              <w:bottom w:val="single" w:sz="8" w:space="0" w:color="000000"/>
+            </w:tcBorders>
+          </w:tcPr>
           <w:p>
             <w:pPr>
               <w:pStyle w:val="Compact"/>
@@ -1607,7 +1627,11 @@
           </w:p>
         </w:tc>
         <w:tc>
-          <w:tcPr/>
+          <w:tcPr>
+            <w:tcBorders>
+              <w:bottom w:val="single" w:sz="8" w:space="0" w:color="000000"/>
+            </w:tcBorders>
+          </w:tcPr>
           <w:p>
             <w:pPr>
               <w:pStyle w:val="Compact"/>
@@ -2737,6 +2761,14 @@
       <w:tblPr>
         <w:tblStyle w:val="Table"/>
         <w:tblW w:type="auto" w:w="0"/>
+        <w:tblBorders>
+          <w:top w:val="single" w:sz="12" w:space="0" w:color="000000"/>
+          <w:left w:val="none" w:sz="0" w:space="0" w:color="auto"/>
+          <w:bottom w:val="single" w:sz="12" w:space="0" w:color="000000"/>
+          <w:right w:val="none" w:sz="0" w:space="0" w:color="auto"/>
+          <w:insideH w:val="none" w:sz="0" w:space="0" w:color="auto"/>
+          <w:insideV w:val="none" w:sz="0" w:space="0" w:color="auto"/>
+        </w:tblBorders>
         <w:tblLook w:firstRow="1" w:lastRow="0" w:firstColumn="0" w:lastColumn="0" w:noHBand="0" w:noVBand="0" w:val="0020"/>
       </w:tblPr>
       <w:tblGrid>
@@ -2749,7 +2781,11 @@
           <w:tblHeader w:val="on"/>
         </w:trPr>
         <w:tc>
-          <w:tcPr/>
+          <w:tcPr>
+            <w:tcBorders>
+              <w:bottom w:val="single" w:sz="8" w:space="0" w:color="000000"/>
+            </w:tcBorders>
+          </w:tcPr>
           <w:p>
             <w:pPr>
               <w:pStyle w:val="Compact"/>
@@ -2765,7 +2801,11 @@
           </w:p>
         </w:tc>
         <w:tc>
-          <w:tcPr/>
+          <w:tcPr>
+            <w:tcBorders>
+              <w:bottom w:val="single" w:sz="8" w:space="0" w:color="000000"/>
+            </w:tcBorders>
+          </w:tcPr>
           <w:p>
             <w:pPr>
               <w:pStyle w:val="Compact"/>
@@ -2781,7 +2821,11 @@
           </w:p>
         </w:tc>
         <w:tc>
-          <w:tcPr/>
+          <w:tcPr>
+            <w:tcBorders>
+              <w:bottom w:val="single" w:sz="8" w:space="0" w:color="000000"/>
+            </w:tcBorders>
+          </w:tcPr>
           <w:p>
             <w:pPr>
               <w:pStyle w:val="Compact"/>
@@ -4404,6 +4448,14 @@
       <w:tblPr>
         <w:tblStyle w:val="Table"/>
         <w:tblW w:type="auto" w:w="0"/>
+        <w:tblBorders>
+          <w:top w:val="single" w:sz="12" w:space="0" w:color="000000"/>
+          <w:left w:val="none" w:sz="0" w:space="0" w:color="auto"/>
+          <w:bottom w:val="single" w:sz="12" w:space="0" w:color="000000"/>
+          <w:right w:val="none" w:sz="0" w:space="0" w:color="auto"/>
+          <w:insideH w:val="none" w:sz="0" w:space="0" w:color="auto"/>
+          <w:insideV w:val="none" w:sz="0" w:space="0" w:color="auto"/>
+        </w:tblBorders>
         <w:tblLook w:firstRow="1" w:lastRow="0" w:firstColumn="0" w:lastColumn="0" w:noHBand="0" w:noVBand="0" w:val="0020"/>
       </w:tblPr>
       <w:tblGrid>
@@ -4417,7 +4469,11 @@
           <w:tblHeader w:val="on"/>
         </w:trPr>
         <w:tc>
-          <w:tcPr/>
+          <w:tcPr>
+            <w:tcBorders>
+              <w:bottom w:val="single" w:sz="8" w:space="0" w:color="000000"/>
+            </w:tcBorders>
+          </w:tcPr>
           <w:p>
             <w:pPr>
               <w:pStyle w:val="Compact"/>
@@ -4433,7 +4489,11 @@
           </w:p>
         </w:tc>
         <w:tc>
-          <w:tcPr/>
+          <w:tcPr>
+            <w:tcBorders>
+              <w:bottom w:val="single" w:sz="8" w:space="0" w:color="000000"/>
+            </w:tcBorders>
+          </w:tcPr>
           <w:p>
             <w:pPr>
               <w:pStyle w:val="Compact"/>
@@ -4449,7 +4509,11 @@
           </w:p>
         </w:tc>
         <w:tc>
-          <w:tcPr/>
+          <w:tcPr>
+            <w:tcBorders>
+              <w:bottom w:val="single" w:sz="8" w:space="0" w:color="000000"/>
+            </w:tcBorders>
+          </w:tcPr>
           <w:p>
             <w:pPr>
               <w:pStyle w:val="Compact"/>
@@ -4465,7 +4529,11 @@
           </w:p>
         </w:tc>
         <w:tc>
-          <w:tcPr/>
+          <w:tcPr>
+            <w:tcBorders>
+              <w:bottom w:val="single" w:sz="8" w:space="0" w:color="000000"/>
+            </w:tcBorders>
+          </w:tcPr>
           <w:p>
             <w:pPr>
               <w:pStyle w:val="Compact"/>
@@ -4975,6 +5043,14 @@
       <w:tblPr>
         <w:tblStyle w:val="Table"/>
         <w:tblW w:type="auto" w:w="0"/>
+        <w:tblBorders>
+          <w:top w:val="single" w:sz="12" w:space="0" w:color="000000"/>
+          <w:left w:val="none" w:sz="0" w:space="0" w:color="auto"/>
+          <w:bottom w:val="single" w:sz="12" w:space="0" w:color="000000"/>
+          <w:right w:val="none" w:sz="0" w:space="0" w:color="auto"/>
+          <w:insideH w:val="none" w:sz="0" w:space="0" w:color="auto"/>
+          <w:insideV w:val="none" w:sz="0" w:space="0" w:color="auto"/>
+        </w:tblBorders>
         <w:tblLook w:firstRow="1" w:lastRow="0" w:firstColumn="0" w:lastColumn="0" w:noHBand="0" w:noVBand="0" w:val="0020"/>
       </w:tblPr>
       <w:tblGrid>
@@ -4988,7 +5064,11 @@
           <w:tblHeader w:val="on"/>
         </w:trPr>
         <w:tc>
-          <w:tcPr/>
+          <w:tcPr>
+            <w:tcBorders>
+              <w:bottom w:val="single" w:sz="8" w:space="0" w:color="000000"/>
+            </w:tcBorders>
+          </w:tcPr>
           <w:p>
             <w:pPr>
               <w:pStyle w:val="Compact"/>
@@ -5004,7 +5084,11 @@
           </w:p>
         </w:tc>
         <w:tc>
-          <w:tcPr/>
+          <w:tcPr>
+            <w:tcBorders>
+              <w:bottom w:val="single" w:sz="8" w:space="0" w:color="000000"/>
+            </w:tcBorders>
+          </w:tcPr>
           <w:p>
             <w:pPr>
               <w:pStyle w:val="Compact"/>
@@ -5020,7 +5104,11 @@
           </w:p>
         </w:tc>
         <w:tc>
-          <w:tcPr/>
+          <w:tcPr>
+            <w:tcBorders>
+              <w:bottom w:val="single" w:sz="8" w:space="0" w:color="000000"/>
+            </w:tcBorders>
+          </w:tcPr>
           <w:p>
             <w:pPr>
               <w:pStyle w:val="Compact"/>
@@ -5036,7 +5124,11 @@
           </w:p>
         </w:tc>
         <w:tc>
-          <w:tcPr/>
+          <w:tcPr>
+            <w:tcBorders>
+              <w:bottom w:val="single" w:sz="8" w:space="0" w:color="000000"/>
+            </w:tcBorders>
+          </w:tcPr>
           <w:p>
             <w:pPr>
               <w:pStyle w:val="Compact"/>
@@ -6342,6 +6434,14 @@
       <w:tblPr>
         <w:tblStyle w:val="Table"/>
         <w:tblW w:type="auto" w:w="0"/>
+        <w:tblBorders>
+          <w:top w:val="single" w:sz="12" w:space="0" w:color="000000"/>
+          <w:left w:val="none" w:sz="0" w:space="0" w:color="auto"/>
+          <w:bottom w:val="single" w:sz="12" w:space="0" w:color="000000"/>
+          <w:right w:val="none" w:sz="0" w:space="0" w:color="auto"/>
+          <w:insideH w:val="none" w:sz="0" w:space="0" w:color="auto"/>
+          <w:insideV w:val="none" w:sz="0" w:space="0" w:color="auto"/>
+        </w:tblBorders>
         <w:tblLook w:firstRow="1" w:lastRow="0" w:firstColumn="0" w:lastColumn="0" w:noHBand="0" w:noVBand="0" w:val="0020"/>
       </w:tblPr>
       <w:tblGrid>
@@ -6354,7 +6454,11 @@
           <w:tblHeader w:val="on"/>
         </w:trPr>
         <w:tc>
-          <w:tcPr/>
+          <w:tcPr>
+            <w:tcBorders>
+              <w:bottom w:val="single" w:sz="8" w:space="0" w:color="000000"/>
+            </w:tcBorders>
+          </w:tcPr>
           <w:p>
             <w:pPr>
               <w:pStyle w:val="Compact"/>
@@ -6377,7 +6481,11 @@
           </w:p>
         </w:tc>
         <w:tc>
-          <w:tcPr/>
+          <w:tcPr>
+            <w:tcBorders>
+              <w:bottom w:val="single" w:sz="8" w:space="0" w:color="000000"/>
+            </w:tcBorders>
+          </w:tcPr>
           <w:p>
             <w:pPr>
               <w:pStyle w:val="Compact"/>
@@ -6393,7 +6501,11 @@
           </w:p>
         </w:tc>
         <w:tc>
-          <w:tcPr/>
+          <w:tcPr>
+            <w:tcBorders>
+              <w:bottom w:val="single" w:sz="8" w:space="0" w:color="000000"/>
+            </w:tcBorders>
+          </w:tcPr>
           <w:p>
             <w:pPr>
               <w:pStyle w:val="Compact"/>
@@ -6862,6 +6974,14 @@
         <w:tblStyle w:val="Table"/>
         <w:tblW w:type="pct" w:w="5000"/>
         <w:tblLayout w:type="fixed"/>
+        <w:tblBorders>
+          <w:top w:val="single" w:sz="12" w:space="0" w:color="000000"/>
+          <w:left w:val="none" w:sz="0" w:space="0" w:color="auto"/>
+          <w:bottom w:val="single" w:sz="12" w:space="0" w:color="000000"/>
+          <w:right w:val="none" w:sz="0" w:space="0" w:color="auto"/>
+          <w:insideH w:val="none" w:sz="0" w:space="0" w:color="auto"/>
+          <w:insideV w:val="none" w:sz="0" w:space="0" w:color="auto"/>
+        </w:tblBorders>
         <w:tblLook w:firstRow="1" w:lastRow="0" w:firstColumn="0" w:lastColumn="0" w:noHBand="0" w:noVBand="0" w:val="0020"/>
       </w:tblPr>
       <w:tblGrid>
@@ -6875,7 +6995,11 @@
           <w:tblHeader w:val="on"/>
         </w:trPr>
         <w:tc>
-          <w:tcPr/>
+          <w:tcPr>
+            <w:tcBorders>
+              <w:bottom w:val="single" w:sz="8" w:space="0" w:color="000000"/>
+            </w:tcBorders>
+          </w:tcPr>
           <w:p>
             <w:pPr>
               <w:pStyle w:val="Compact"/>
@@ -6891,7 +7015,11 @@
           </w:p>
         </w:tc>
         <w:tc>
-          <w:tcPr/>
+          <w:tcPr>
+            <w:tcBorders>
+              <w:bottom w:val="single" w:sz="8" w:space="0" w:color="000000"/>
+            </w:tcBorders>
+          </w:tcPr>
           <w:p>
             <w:pPr>
               <w:pStyle w:val="Compact"/>
@@ -6907,7 +7035,11 @@
           </w:p>
         </w:tc>
         <w:tc>
-          <w:tcPr/>
+          <w:tcPr>
+            <w:tcBorders>
+              <w:bottom w:val="single" w:sz="8" w:space="0" w:color="000000"/>
+            </w:tcBorders>
+          </w:tcPr>
           <w:p>
             <w:pPr>
               <w:pStyle w:val="Compact"/>
@@ -6923,7 +7055,11 @@
           </w:p>
         </w:tc>
         <w:tc>
-          <w:tcPr/>
+          <w:tcPr>
+            <w:tcBorders>
+              <w:bottom w:val="single" w:sz="8" w:space="0" w:color="000000"/>
+            </w:tcBorders>
+          </w:tcPr>
           <w:p>
             <w:pPr>
               <w:pStyle w:val="Compact"/>
@@ -8288,6 +8424,14 @@
       <w:tblPr>
         <w:tblStyle w:val="Table"/>
         <w:tblW w:type="auto" w:w="0"/>
+        <w:tblBorders>
+          <w:top w:val="single" w:sz="12" w:space="0" w:color="000000"/>
+          <w:left w:val="none" w:sz="0" w:space="0" w:color="auto"/>
+          <w:bottom w:val="single" w:sz="12" w:space="0" w:color="000000"/>
+          <w:right w:val="none" w:sz="0" w:space="0" w:color="auto"/>
+          <w:insideH w:val="none" w:sz="0" w:space="0" w:color="auto"/>
+          <w:insideV w:val="none" w:sz="0" w:space="0" w:color="auto"/>
+        </w:tblBorders>
         <w:tblLook w:firstRow="1" w:lastRow="0" w:firstColumn="0" w:lastColumn="0" w:noHBand="0" w:noVBand="0" w:val="0020"/>
       </w:tblPr>
       <w:tblGrid>
@@ -8300,7 +8444,11 @@
           <w:tblHeader w:val="on"/>
         </w:trPr>
         <w:tc>
-          <w:tcPr/>
+          <w:tcPr>
+            <w:tcBorders>
+              <w:bottom w:val="single" w:sz="8" w:space="0" w:color="000000"/>
+            </w:tcBorders>
+          </w:tcPr>
           <w:p>
             <w:pPr>
               <w:pStyle w:val="Compact"/>
@@ -8323,7 +8471,11 @@
           </w:p>
         </w:tc>
         <w:tc>
-          <w:tcPr/>
+          <w:tcPr>
+            <w:tcBorders>
+              <w:bottom w:val="single" w:sz="8" w:space="0" w:color="000000"/>
+            </w:tcBorders>
+          </w:tcPr>
           <w:p>
             <w:pPr>
               <w:pStyle w:val="Compact"/>
@@ -8339,7 +8491,11 @@
           </w:p>
         </w:tc>
         <w:tc>
-          <w:tcPr/>
+          <w:tcPr>
+            <w:tcBorders>
+              <w:bottom w:val="single" w:sz="8" w:space="0" w:color="000000"/>
+            </w:tcBorders>
+          </w:tcPr>
           <w:p>
             <w:pPr>
               <w:pStyle w:val="Compact"/>
@@ -8777,6 +8933,14 @@
         <w:tblStyle w:val="Table"/>
         <w:tblW w:type="pct" w:w="5000"/>
         <w:tblLayout w:type="fixed"/>
+        <w:tblBorders>
+          <w:top w:val="single" w:sz="12" w:space="0" w:color="000000"/>
+          <w:left w:val="none" w:sz="0" w:space="0" w:color="auto"/>
+          <w:bottom w:val="single" w:sz="12" w:space="0" w:color="000000"/>
+          <w:right w:val="none" w:sz="0" w:space="0" w:color="auto"/>
+          <w:insideH w:val="none" w:sz="0" w:space="0" w:color="auto"/>
+          <w:insideV w:val="none" w:sz="0" w:space="0" w:color="auto"/>
+        </w:tblBorders>
         <w:tblLook w:firstRow="1" w:lastRow="0" w:firstColumn="0" w:lastColumn="0" w:noHBand="0" w:noVBand="0" w:val="0020"/>
       </w:tblPr>
       <w:tblGrid>
@@ -8790,7 +8954,11 @@
           <w:tblHeader w:val="on"/>
         </w:trPr>
         <w:tc>
-          <w:tcPr/>
+          <w:tcPr>
+            <w:tcBorders>
+              <w:bottom w:val="single" w:sz="8" w:space="0" w:color="000000"/>
+            </w:tcBorders>
+          </w:tcPr>
           <w:p>
             <w:pPr>
               <w:pStyle w:val="Compact"/>
@@ -8806,7 +8974,11 @@
           </w:p>
         </w:tc>
         <w:tc>
-          <w:tcPr/>
+          <w:tcPr>
+            <w:tcBorders>
+              <w:bottom w:val="single" w:sz="8" w:space="0" w:color="000000"/>
+            </w:tcBorders>
+          </w:tcPr>
           <w:p>
             <w:pPr>
               <w:pStyle w:val="Compact"/>
@@ -8822,7 +8994,11 @@
           </w:p>
         </w:tc>
         <w:tc>
-          <w:tcPr/>
+          <w:tcPr>
+            <w:tcBorders>
+              <w:bottom w:val="single" w:sz="8" w:space="0" w:color="000000"/>
+            </w:tcBorders>
+          </w:tcPr>
           <w:p>
             <w:pPr>
               <w:pStyle w:val="Compact"/>
@@ -8838,7 +9014,11 @@
           </w:p>
         </w:tc>
         <w:tc>
-          <w:tcPr/>
+          <w:tcPr>
+            <w:tcBorders>
+              <w:bottom w:val="single" w:sz="8" w:space="0" w:color="000000"/>
+            </w:tcBorders>
+          </w:tcPr>
           <w:p>
             <w:pPr>
               <w:pStyle w:val="Compact"/>
@@ -11394,6 +11574,14 @@
       <w:tblPr>
         <w:tblStyle w:val="Table"/>
         <w:tblW w:type="auto" w:w="0"/>
+        <w:tblBorders>
+          <w:top w:val="single" w:sz="12" w:space="0" w:color="000000"/>
+          <w:left w:val="none" w:sz="0" w:space="0" w:color="auto"/>
+          <w:bottom w:val="single" w:sz="12" w:space="0" w:color="000000"/>
+          <w:right w:val="none" w:sz="0" w:space="0" w:color="auto"/>
+          <w:insideH w:val="none" w:sz="0" w:space="0" w:color="auto"/>
+          <w:insideV w:val="none" w:sz="0" w:space="0" w:color="auto"/>
+        </w:tblBorders>
         <w:tblLook w:firstRow="1" w:lastRow="0" w:firstColumn="0" w:lastColumn="0" w:noHBand="0" w:noVBand="0" w:val="0020"/>
       </w:tblPr>
       <w:tblGrid>
@@ -11406,7 +11594,11 @@
           <w:tblHeader w:val="on"/>
         </w:trPr>
         <w:tc>
-          <w:tcPr/>
+          <w:tcPr>
+            <w:tcBorders>
+              <w:bottom w:val="single" w:sz="8" w:space="0" w:color="000000"/>
+            </w:tcBorders>
+          </w:tcPr>
           <w:p>
             <w:pPr>
               <w:pStyle w:val="Compact"/>
@@ -11429,7 +11621,11 @@
           </w:p>
         </w:tc>
         <w:tc>
-          <w:tcPr/>
+          <w:tcPr>
+            <w:tcBorders>
+              <w:bottom w:val="single" w:sz="8" w:space="0" w:color="000000"/>
+            </w:tcBorders>
+          </w:tcPr>
           <w:p>
             <w:pPr>
               <w:pStyle w:val="Compact"/>
@@ -11445,7 +11641,11 @@
           </w:p>
         </w:tc>
         <w:tc>
-          <w:tcPr/>
+          <w:tcPr>
+            <w:tcBorders>
+              <w:bottom w:val="single" w:sz="8" w:space="0" w:color="000000"/>
+            </w:tcBorders>
+          </w:tcPr>
           <w:p>
             <w:pPr>
               <w:pStyle w:val="Compact"/>
@@ -11913,6 +12113,14 @@
         <w:tblStyle w:val="Table"/>
         <w:tblW w:type="pct" w:w="5000"/>
         <w:tblLayout w:type="fixed"/>
+        <w:tblBorders>
+          <w:top w:val="single" w:sz="12" w:space="0" w:color="000000"/>
+          <w:left w:val="none" w:sz="0" w:space="0" w:color="auto"/>
+          <w:bottom w:val="single" w:sz="12" w:space="0" w:color="000000"/>
+          <w:right w:val="none" w:sz="0" w:space="0" w:color="auto"/>
+          <w:insideH w:val="none" w:sz="0" w:space="0" w:color="auto"/>
+          <w:insideV w:val="none" w:sz="0" w:space="0" w:color="auto"/>
+        </w:tblBorders>
         <w:tblLook w:firstRow="1" w:lastRow="0" w:firstColumn="0" w:lastColumn="0" w:noHBand="0" w:noVBand="0" w:val="0020"/>
       </w:tblPr>
       <w:tblGrid>
@@ -11926,7 +12134,11 @@
           <w:tblHeader w:val="on"/>
         </w:trPr>
         <w:tc>
-          <w:tcPr/>
+          <w:tcPr>
+            <w:tcBorders>
+              <w:bottom w:val="single" w:sz="8" w:space="0" w:color="000000"/>
+            </w:tcBorders>
+          </w:tcPr>
           <w:p>
             <w:pPr>
               <w:pStyle w:val="Compact"/>
@@ -11942,7 +12154,11 @@
           </w:p>
         </w:tc>
         <w:tc>
-          <w:tcPr/>
+          <w:tcPr>
+            <w:tcBorders>
+              <w:bottom w:val="single" w:sz="8" w:space="0" w:color="000000"/>
+            </w:tcBorders>
+          </w:tcPr>
           <w:p>
             <w:pPr>
               <w:pStyle w:val="Compact"/>
@@ -11958,7 +12174,11 @@
           </w:p>
         </w:tc>
         <w:tc>
-          <w:tcPr/>
+          <w:tcPr>
+            <w:tcBorders>
+              <w:bottom w:val="single" w:sz="8" w:space="0" w:color="000000"/>
+            </w:tcBorders>
+          </w:tcPr>
           <w:p>
             <w:pPr>
               <w:pStyle w:val="Compact"/>
@@ -11974,7 +12194,11 @@
           </w:p>
         </w:tc>
         <w:tc>
-          <w:tcPr/>
+          <w:tcPr>
+            <w:tcBorders>
+              <w:bottom w:val="single" w:sz="8" w:space="0" w:color="000000"/>
+            </w:tcBorders>
+          </w:tcPr>
           <w:p>
             <w:pPr>
               <w:pStyle w:val="Compact"/>
@@ -13152,6 +13376,14 @@
       <w:tblPr>
         <w:tblStyle w:val="Table"/>
         <w:tblW w:type="auto" w:w="0"/>
+        <w:tblBorders>
+          <w:top w:val="single" w:sz="12" w:space="0" w:color="000000"/>
+          <w:left w:val="none" w:sz="0" w:space="0" w:color="auto"/>
+          <w:bottom w:val="single" w:sz="12" w:space="0" w:color="000000"/>
+          <w:right w:val="none" w:sz="0" w:space="0" w:color="auto"/>
+          <w:insideH w:val="none" w:sz="0" w:space="0" w:color="auto"/>
+          <w:insideV w:val="none" w:sz="0" w:space="0" w:color="auto"/>
+        </w:tblBorders>
         <w:tblLook w:firstRow="1" w:lastRow="0" w:firstColumn="0" w:lastColumn="0" w:noHBand="0" w:noVBand="0" w:val="0020"/>
       </w:tblPr>
       <w:tblGrid>
@@ -13166,7 +13398,11 @@
           <w:tblHeader w:val="on"/>
         </w:trPr>
         <w:tc>
-          <w:tcPr/>
+          <w:tcPr>
+            <w:tcBorders>
+              <w:bottom w:val="single" w:sz="8" w:space="0" w:color="000000"/>
+            </w:tcBorders>
+          </w:tcPr>
           <w:p>
             <w:pPr>
               <w:pStyle w:val="Compact"/>
@@ -13182,7 +13418,11 @@
           </w:p>
         </w:tc>
         <w:tc>
-          <w:tcPr/>
+          <w:tcPr>
+            <w:tcBorders>
+              <w:bottom w:val="single" w:sz="8" w:space="0" w:color="000000"/>
+            </w:tcBorders>
+          </w:tcPr>
           <w:p>
             <w:pPr>
               <w:pStyle w:val="Compact"/>
@@ -13213,7 +13453,11 @@
           </w:p>
         </w:tc>
         <w:tc>
-          <w:tcPr/>
+          <w:tcPr>
+            <w:tcBorders>
+              <w:bottom w:val="single" w:sz="8" w:space="0" w:color="000000"/>
+            </w:tcBorders>
+          </w:tcPr>
           <w:p>
             <w:pPr>
               <w:pStyle w:val="Compact"/>
@@ -13229,7 +13473,11 @@
           </w:p>
         </w:tc>
         <w:tc>
-          <w:tcPr/>
+          <w:tcPr>
+            <w:tcBorders>
+              <w:bottom w:val="single" w:sz="8" w:space="0" w:color="000000"/>
+            </w:tcBorders>
+          </w:tcPr>
           <w:p>
             <w:pPr>
               <w:pStyle w:val="Compact"/>
@@ -13245,7 +13493,11 @@
           </w:p>
         </w:tc>
         <w:tc>
-          <w:tcPr/>
+          <w:tcPr>
+            <w:tcBorders>
+              <w:bottom w:val="single" w:sz="8" w:space="0" w:color="000000"/>
+            </w:tcBorders>
+          </w:tcPr>
           <w:p>
             <w:pPr>
               <w:pStyle w:val="Compact"/>
@@ -14357,6 +14609,7 @@
     <w:p>
       <w:pPr>
         <w:pStyle w:val="FirstParagraph"/>
+        <w:spacing w:before="0" w:after="0"/>
       </w:pPr>
       <w:r>
         <w:rPr>
@@ -14374,6 +14627,7 @@
     <w:p>
       <w:pPr>
         <w:pStyle w:val="BodyText"/>
+        <w:spacing w:before="0" w:after="0"/>
       </w:pPr>
       <w:r>
         <w:rPr>
@@ -14391,6 +14645,7 @@
     <w:p>
       <w:pPr>
         <w:pStyle w:val="BodyText"/>
+        <w:spacing w:before="0" w:after="0"/>
       </w:pPr>
       <w:r>
         <w:rPr>
@@ -14408,6 +14663,7 @@
     <w:p>
       <w:pPr>
         <w:pStyle w:val="BodyText"/>
+        <w:spacing w:before="0" w:after="0"/>
       </w:pPr>
       <w:r>
         <w:rPr>
@@ -15456,6 +15712,7 @@
     <w:p>
       <w:pPr>
         <w:pStyle w:val="Compact"/>
+        <w:spacing w:before="0" w:after="0"/>
       </w:pPr>
       <w:r>
         <w:rPr>
@@ -16541,8 +16798,8 @@
     <w:p>
       <w:pPr>
         <w:pStyle w:val="BodyText"/>
+        <w:spacing w:before="0" w:after="0"/>
         <w:ind w:left="480" w:hanging="480"/>
-        <w:spacing w:after="0"/>
       </w:pPr>
       <w:r>
         <w:rPr>
@@ -16638,99 +16895,99 @@
     <w:p>
       <w:pPr>
         <w:pStyle w:val="BodyText"/>
+        <w:spacing w:before="0" w:after="0"/>
         <w:ind w:left="480" w:hanging="480"/>
+      </w:pPr>
+      <w:r>
+        <w:rPr>
+          <w:rFonts w:ascii="Times New Roman" w:hAnsi="Times New Roman" w:eastAsia="Times New Roman" w:cs="Times New Roman"/>
+        </w:rPr>
+        <w:t>A. (CH</w:t>
+      </w:r>
+      <w:r>
+        <w:rPr>
+          <w:rFonts w:ascii="Times New Roman" w:hAnsi="Times New Roman" w:eastAsia="Times New Roman" w:cs="Times New Roman"/>
+          <w:vertAlign w:val="subscript"/>
+        </w:rPr>
+        <w:t>3</w:t>
+      </w:r>
+      <w:r>
+        <w:rPr>
+          <w:rFonts w:ascii="Times New Roman" w:hAnsi="Times New Roman" w:eastAsia="Times New Roman" w:cs="Times New Roman"/>
+        </w:rPr>
+        <w:t>CO)</w:t>
+      </w:r>
+      <w:r>
+        <w:rPr>
+          <w:rFonts w:ascii="Times New Roman" w:hAnsi="Times New Roman" w:eastAsia="Times New Roman" w:cs="Times New Roman"/>
+          <w:vertAlign w:val="subscript"/>
+        </w:rPr>
+        <w:t>2</w:t>
+      </w:r>
+      <w:r>
+        <w:rPr>
+          <w:rFonts w:ascii="Times New Roman" w:hAnsi="Times New Roman" w:eastAsia="Times New Roman" w:cs="Times New Roman"/>
+        </w:rPr>
+        <w:t>O　　</w:t>
+      </w:r>
+    </w:p>
+    <w:p>
+      <w:pPr>
+        <w:pStyle w:val="BodyText"/>
         <w:spacing w:before="0" w:after="0"/>
-      </w:pPr>
-      <w:r>
-        <w:rPr>
-          <w:rFonts w:ascii="Times New Roman" w:hAnsi="Times New Roman" w:eastAsia="Times New Roman" w:cs="Times New Roman"/>
-        </w:rPr>
-        <w:t>A. (CH</w:t>
+        <w:ind w:left="480" w:hanging="480"/>
+      </w:pPr>
+      <w:r>
+        <w:rPr>
+          <w:rFonts w:ascii="Times New Roman" w:hAnsi="Times New Roman" w:eastAsia="Times New Roman" w:cs="Times New Roman"/>
+        </w:rPr>
+        <w:t>B. CH</w:t>
       </w:r>
       <w:r>
         <w:rPr>
           <w:rFonts w:ascii="Times New Roman" w:hAnsi="Times New Roman" w:eastAsia="Times New Roman" w:cs="Times New Roman"/>
           <w:vertAlign w:val="subscript"/>
         </w:rPr>
+        <w:t>2</w:t>
+      </w:r>
+      <w:r>
+        <w:rPr>
+          <w:rFonts w:ascii="Times New Roman" w:hAnsi="Times New Roman" w:eastAsia="Times New Roman" w:cs="Times New Roman"/>
+        </w:rPr>
+        <w:t>=C=O　　</w:t>
+      </w:r>
+    </w:p>
+    <w:p>
+      <w:pPr>
+        <w:pStyle w:val="BodyText"/>
+        <w:spacing w:before="0" w:after="0"/>
+        <w:ind w:left="480" w:hanging="480"/>
+      </w:pPr>
+      <w:r>
+        <w:rPr>
+          <w:rFonts w:ascii="Times New Roman" w:hAnsi="Times New Roman" w:eastAsia="Times New Roman" w:cs="Times New Roman"/>
+        </w:rPr>
+        <w:t>C. CH</w:t>
+      </w:r>
+      <w:r>
+        <w:rPr>
+          <w:rFonts w:ascii="Times New Roman" w:hAnsi="Times New Roman" w:eastAsia="Times New Roman" w:cs="Times New Roman"/>
+          <w:vertAlign w:val="subscript"/>
+        </w:rPr>
         <w:t>3</w:t>
       </w:r>
       <w:r>
         <w:rPr>
           <w:rFonts w:ascii="Times New Roman" w:hAnsi="Times New Roman" w:eastAsia="Times New Roman" w:cs="Times New Roman"/>
         </w:rPr>
-        <w:t>CO)</w:t>
-      </w:r>
-      <w:r>
-        <w:rPr>
-          <w:rFonts w:ascii="Times New Roman" w:hAnsi="Times New Roman" w:eastAsia="Times New Roman" w:cs="Times New Roman"/>
-          <w:vertAlign w:val="subscript"/>
-        </w:rPr>
-        <w:t>2</w:t>
-      </w:r>
-      <w:r>
-        <w:rPr>
-          <w:rFonts w:ascii="Times New Roman" w:hAnsi="Times New Roman" w:eastAsia="Times New Roman" w:cs="Times New Roman"/>
-        </w:rPr>
-        <w:t>O　　</w:t>
+        <w:t>CHO　　</w:t>
       </w:r>
     </w:p>
     <w:p>
       <w:pPr>
         <w:pStyle w:val="BodyText"/>
+        <w:spacing w:before="0" w:after="0"/>
         <w:ind w:left="480" w:hanging="480"/>
-        <w:spacing w:before="0" w:after="0"/>
-      </w:pPr>
-      <w:r>
-        <w:rPr>
-          <w:rFonts w:ascii="Times New Roman" w:hAnsi="Times New Roman" w:eastAsia="Times New Roman" w:cs="Times New Roman"/>
-        </w:rPr>
-        <w:t>B. CH</w:t>
-      </w:r>
-      <w:r>
-        <w:rPr>
-          <w:rFonts w:ascii="Times New Roman" w:hAnsi="Times New Roman" w:eastAsia="Times New Roman" w:cs="Times New Roman"/>
-          <w:vertAlign w:val="subscript"/>
-        </w:rPr>
-        <w:t>2</w:t>
-      </w:r>
-      <w:r>
-        <w:rPr>
-          <w:rFonts w:ascii="Times New Roman" w:hAnsi="Times New Roman" w:eastAsia="Times New Roman" w:cs="Times New Roman"/>
-        </w:rPr>
-        <w:t>=C=O　　</w:t>
-      </w:r>
-    </w:p>
-    <w:p>
-      <w:pPr>
-        <w:pStyle w:val="BodyText"/>
-        <w:ind w:left="480" w:hanging="480"/>
-        <w:spacing w:before="0" w:after="0"/>
-      </w:pPr>
-      <w:r>
-        <w:rPr>
-          <w:rFonts w:ascii="Times New Roman" w:hAnsi="Times New Roman" w:eastAsia="Times New Roman" w:cs="Times New Roman"/>
-        </w:rPr>
-        <w:t>C. CH</w:t>
-      </w:r>
-      <w:r>
-        <w:rPr>
-          <w:rFonts w:ascii="Times New Roman" w:hAnsi="Times New Roman" w:eastAsia="Times New Roman" w:cs="Times New Roman"/>
-          <w:vertAlign w:val="subscript"/>
-        </w:rPr>
-        <w:t>3</w:t>
-      </w:r>
-      <w:r>
-        <w:rPr>
-          <w:rFonts w:ascii="Times New Roman" w:hAnsi="Times New Roman" w:eastAsia="Times New Roman" w:cs="Times New Roman"/>
-        </w:rPr>
-        <w:t>CHO　　</w:t>
-      </w:r>
-    </w:p>
-    <w:p>
-      <w:pPr>
-        <w:pStyle w:val="BodyText"/>
-        <w:ind w:left="480" w:hanging="480"/>
-        <w:spacing w:before="0" w:after="180"/>
       </w:pPr>
       <w:r>
         <w:rPr>
@@ -19655,6 +19912,14 @@
       <w:tblPr>
         <w:tblStyle w:val="Table"/>
         <w:tblW w:type="auto" w:w="0"/>
+        <w:tblBorders>
+          <w:top w:val="single" w:sz="12" w:space="0" w:color="000000"/>
+          <w:left w:val="none" w:sz="0" w:space="0" w:color="auto"/>
+          <w:bottom w:val="single" w:sz="12" w:space="0" w:color="000000"/>
+          <w:right w:val="none" w:sz="0" w:space="0" w:color="auto"/>
+          <w:insideH w:val="none" w:sz="0" w:space="0" w:color="auto"/>
+          <w:insideV w:val="none" w:sz="0" w:space="0" w:color="auto"/>
+        </w:tblBorders>
         <w:tblLook w:firstRow="1" w:lastRow="0" w:firstColumn="0" w:lastColumn="0" w:noHBand="0" w:noVBand="0" w:val="0020"/>
       </w:tblPr>
       <w:tblGrid>
@@ -19667,7 +19932,11 @@
           <w:tblHeader w:val="on"/>
         </w:trPr>
         <w:tc>
-          <w:tcPr/>
+          <w:tcPr>
+            <w:tcBorders>
+              <w:bottom w:val="single" w:sz="8" w:space="0" w:color="000000"/>
+            </w:tcBorders>
+          </w:tcPr>
           <w:p>
             <w:pPr>
               <w:pStyle w:val="Compact"/>
@@ -19690,7 +19959,11 @@
           </w:p>
         </w:tc>
         <w:tc>
-          <w:tcPr/>
+          <w:tcPr>
+            <w:tcBorders>
+              <w:bottom w:val="single" w:sz="8" w:space="0" w:color="000000"/>
+            </w:tcBorders>
+          </w:tcPr>
           <w:p>
             <w:pPr>
               <w:pStyle w:val="Compact"/>
@@ -19706,7 +19979,11 @@
           </w:p>
         </w:tc>
         <w:tc>
-          <w:tcPr/>
+          <w:tcPr>
+            <w:tcBorders>
+              <w:bottom w:val="single" w:sz="8" w:space="0" w:color="000000"/>
+            </w:tcBorders>
+          </w:tcPr>
           <w:p>
             <w:pPr>
               <w:pStyle w:val="Compact"/>
@@ -20222,6 +20499,14 @@
         <w:tblStyle w:val="Table"/>
         <w:tblW w:type="pct" w:w="5000"/>
         <w:tblLayout w:type="fixed"/>
+        <w:tblBorders>
+          <w:top w:val="single" w:sz="12" w:space="0" w:color="000000"/>
+          <w:left w:val="none" w:sz="0" w:space="0" w:color="auto"/>
+          <w:bottom w:val="single" w:sz="12" w:space="0" w:color="000000"/>
+          <w:right w:val="none" w:sz="0" w:space="0" w:color="auto"/>
+          <w:insideH w:val="none" w:sz="0" w:space="0" w:color="auto"/>
+          <w:insideV w:val="none" w:sz="0" w:space="0" w:color="auto"/>
+        </w:tblBorders>
         <w:tblLook w:firstRow="1" w:lastRow="0" w:firstColumn="0" w:lastColumn="0" w:noHBand="0" w:noVBand="0" w:val="0020"/>
       </w:tblPr>
       <w:tblGrid>
@@ -20235,7 +20520,11 @@
           <w:tblHeader w:val="on"/>
         </w:trPr>
         <w:tc>
-          <w:tcPr/>
+          <w:tcPr>
+            <w:tcBorders>
+              <w:bottom w:val="single" w:sz="8" w:space="0" w:color="000000"/>
+            </w:tcBorders>
+          </w:tcPr>
           <w:p>
             <w:pPr>
               <w:pStyle w:val="Compact"/>
@@ -20251,7 +20540,11 @@
           </w:p>
         </w:tc>
         <w:tc>
-          <w:tcPr/>
+          <w:tcPr>
+            <w:tcBorders>
+              <w:bottom w:val="single" w:sz="8" w:space="0" w:color="000000"/>
+            </w:tcBorders>
+          </w:tcPr>
           <w:p>
             <w:pPr>
               <w:pStyle w:val="Compact"/>
@@ -20267,7 +20560,11 @@
           </w:p>
         </w:tc>
         <w:tc>
-          <w:tcPr/>
+          <w:tcPr>
+            <w:tcBorders>
+              <w:bottom w:val="single" w:sz="8" w:space="0" w:color="000000"/>
+            </w:tcBorders>
+          </w:tcPr>
           <w:p>
             <w:pPr>
               <w:pStyle w:val="Compact"/>
@@ -20283,7 +20580,11 @@
           </w:p>
         </w:tc>
         <w:tc>
-          <w:tcPr/>
+          <w:tcPr>
+            <w:tcBorders>
+              <w:bottom w:val="single" w:sz="8" w:space="0" w:color="000000"/>
+            </w:tcBorders>
+          </w:tcPr>
           <w:p>
             <w:pPr>
               <w:pStyle w:val="Compact"/>
@@ -21981,7 +22282,7 @@
     <ns0:rPr>
       <ns0:rFonts ns0:ascii="Times New Roman" ns0:cs="Times New Roman" ns0:eastAsia="SimHei" ns0:hAnsi="Times New Roman"/>
       <ns0:b/>
-      <ns0:color ns0:val="17324D"/>
+      <ns0:color ns0:val="000000"/>
       <ns0:sz ns0:val="44"/>
       <ns0:szCs ns0:val="56"/>
     </ns0:rPr>
@@ -22123,7 +22424,7 @@
     <ns0:rPr>
       <ns0:rFonts ns0:ascii="Times New Roman" ns0:cs="Times New Roman" ns0:eastAsia="SimHei" ns0:hAnsi="Times New Roman"/>
       <ns0:b/>
-      <ns0:color ns0:val="17324D"/>
+      <ns0:color ns0:val="000000"/>
       <ns0:sz ns0:val="32"/>
       <ns0:szCs ns0:val="40"/>
     </ns0:rPr>
@@ -22147,7 +22448,7 @@
     <ns0:rPr>
       <ns0:rFonts ns0:ascii="Times New Roman" ns0:cs="Times New Roman" ns0:eastAsia="SimHei" ns0:hAnsi="Times New Roman"/>
       <ns0:b/>
-      <ns0:color ns0:val="17324D"/>
+      <ns0:color ns0:val="000000"/>
       <ns0:sz ns0:val="28"/>
       <ns0:szCs ns0:val="32"/>
     </ns0:rPr>
@@ -22171,7 +22472,7 @@
     <ns0:rPr>
       <ns0:rFonts ns0:ascii="Times New Roman" ns0:cs="Times New Roman" ns0:eastAsia="SimHei" ns0:hAnsi="Times New Roman"/>
       <ns0:b/>
-      <ns0:color ns0:val="17324D"/>
+      <ns0:color ns0:val="000000"/>
       <ns0:sz ns0:val="25"/>
       <ns0:szCs ns0:val="28"/>
     </ns0:rPr>
